--- a/client/public/documents/dodatok-4-opytuvalnyi-lyst.docx
+++ b/client/public/documents/dodatok-4-opytuvalnyi-lyst.docx
@@ -1,6 +1,6 @@
 
 <file path=word/document.xml><?xml version="1.0" encoding="utf-8"?>
-<w:document xmlns:wpc="http://schemas.microsoft.com/office/word/2010/wordprocessingCanvas" xmlns:cx="http://schemas.microsoft.com/office/drawing/2014/chartex" xmlns:cx1="http://schemas.microsoft.com/office/drawing/2015/9/8/chartex" xmlns:mc="http://schemas.openxmlformats.org/markup-compatibility/2006" xmlns:o="urn:schemas-microsoft-com:office:office" xmlns:r="http://schemas.openxmlformats.org/officeDocument/2006/relationships" xmlns:m="http://schemas.openxmlformats.org/officeDocument/2006/math" xmlns:v="urn:schemas-microsoft-com:vml" xmlns:wp14="http://schemas.microsoft.com/office/word/2010/wordprocessingDrawing" xmlns:wp="http://schemas.openxmlformats.org/drawingml/2006/wordprocessingDrawing" xmlns:w10="urn:schemas-microsoft-com:office:word" xmlns:w="http://schemas.openxmlformats.org/wordprocessingml/2006/main" xmlns:w14="http://schemas.microsoft.com/office/word/2010/wordml" xmlns:w15="http://schemas.microsoft.com/office/word/2012/wordml" xmlns:w16se="http://schemas.microsoft.com/office/word/2015/wordml/symex" xmlns:wpg="http://schemas.microsoft.com/office/word/2010/wordprocessingGroup" xmlns:wpi="http://schemas.microsoft.com/office/word/2010/wordprocessingInk" xmlns:wne="http://schemas.microsoft.com/office/word/2006/wordml" xmlns:wps="http://schemas.microsoft.com/office/word/2010/wordprocessingShape" mc:Ignorable="w14 w15 w16se wp14">
+<w:document xmlns:wpc="http://schemas.microsoft.com/office/word/2010/wordprocessingCanvas" xmlns:cx="http://schemas.microsoft.com/office/drawing/2014/chartex" xmlns:cx1="http://schemas.microsoft.com/office/drawing/2015/9/8/chartex" xmlns:cx2="http://schemas.microsoft.com/office/drawing/2015/10/21/chartex" xmlns:cx3="http://schemas.microsoft.com/office/drawing/2016/5/9/chartex" xmlns:cx4="http://schemas.microsoft.com/office/drawing/2016/5/10/chartex" xmlns:cx5="http://schemas.microsoft.com/office/drawing/2016/5/11/chartex" xmlns:cx6="http://schemas.microsoft.com/office/drawing/2016/5/12/chartex" xmlns:cx7="http://schemas.microsoft.com/office/drawing/2016/5/13/chartex" xmlns:cx8="http://schemas.microsoft.com/office/drawing/2016/5/14/chartex" xmlns:mc="http://schemas.openxmlformats.org/markup-compatibility/2006" xmlns:aink="http://schemas.microsoft.com/office/drawing/2016/ink" xmlns:am3d="http://schemas.microsoft.com/office/drawing/2017/model3d" xmlns:o="urn:schemas-microsoft-com:office:office" xmlns:r="http://schemas.openxmlformats.org/officeDocument/2006/relationships" xmlns:m="http://schemas.openxmlformats.org/officeDocument/2006/math" xmlns:v="urn:schemas-microsoft-com:vml" xmlns:wp14="http://schemas.microsoft.com/office/word/2010/wordprocessingDrawing" xmlns:wp="http://schemas.openxmlformats.org/drawingml/2006/wordprocessingDrawing" xmlns:w10="urn:schemas-microsoft-com:office:word" xmlns:w="http://schemas.openxmlformats.org/wordprocessingml/2006/main" xmlns:w14="http://schemas.microsoft.com/office/word/2010/wordml" xmlns:w15="http://schemas.microsoft.com/office/word/2012/wordml" xmlns:w16cex="http://schemas.microsoft.com/office/word/2018/wordml/cex" xmlns:w16cid="http://schemas.microsoft.com/office/word/2016/wordml/cid" xmlns:w16="http://schemas.microsoft.com/office/word/2018/wordml" xmlns:w16sdtdh="http://schemas.microsoft.com/office/word/2020/wordml/sdtdatahash" xmlns:w16se="http://schemas.microsoft.com/office/word/2015/wordml/symex" xmlns:wpg="http://schemas.microsoft.com/office/word/2010/wordprocessingGroup" xmlns:wpi="http://schemas.microsoft.com/office/word/2010/wordprocessingInk" xmlns:wne="http://schemas.microsoft.com/office/word/2006/wordml" xmlns:wps="http://schemas.microsoft.com/office/word/2010/wordprocessingShape" mc:Ignorable="w14 w15 w16se w16cid w16 w16cex w16sdtdh wp14">
   <w:body>
     <w:p>
       <w:pPr>
@@ -16,8 +16,6 @@
           <w:szCs w:val="24"/>
         </w:rPr>
       </w:pPr>
-      <w:bookmarkStart w:id="0" w:name="_GoBack"/>
-      <w:bookmarkEnd w:id="0"/>
       <w:r>
         <w:rPr>
           <w:sz w:val="24"/>
@@ -234,78 +232,7 @@
         </w:rPr>
       </w:pPr>
       <w:r>
-        <w:rPr>
-          <w:lang w:val="uk-UA"/>
-        </w:rPr>
-        <w:t xml:space="preserve">Найменування, </w:t>
-      </w:r>
-      <w:r>
-        <w:rPr>
-          <w:lang w:val="uk-UA"/>
-        </w:rPr>
-        <w:t xml:space="preserve">адреса, </w:t>
-      </w:r>
-      <w:proofErr w:type="spellStart"/>
-      <w:r>
-        <w:rPr>
-          <w:lang w:val="uk-UA"/>
-        </w:rPr>
-        <w:t>адмінрайон</w:t>
-      </w:r>
-      <w:proofErr w:type="spellEnd"/>
-      <w:r>
-        <w:rPr>
-          <w:lang w:val="uk-UA"/>
-        </w:rPr>
-        <w:t>,</w:t>
-      </w:r>
-      <w:r>
-        <w:rPr>
-          <w:lang w:val="uk-UA"/>
-        </w:rPr>
-        <w:t xml:space="preserve"> електрон</w:t>
-      </w:r>
-      <w:r>
-        <w:rPr>
-          <w:lang w:val="uk-UA"/>
-        </w:rPr>
-        <w:t>н</w:t>
-      </w:r>
-      <w:r>
-        <w:rPr>
-          <w:lang w:val="uk-UA"/>
-        </w:rPr>
-        <w:t>а адреса,</w:t>
-      </w:r>
-      <w:r>
-        <w:rPr>
-          <w:lang w:val="uk-UA"/>
-        </w:rPr>
-        <w:t xml:space="preserve"> телефон замовника</w:t>
-      </w:r>
-      <w:r>
-        <w:rPr>
-          <w:lang w:val="uk-UA"/>
-        </w:rPr>
-        <w:t xml:space="preserve"> _________</w:t>
-      </w:r>
-      <w:r>
-        <w:rPr>
-          <w:lang w:val="uk-UA"/>
-        </w:rPr>
-        <w:t>_______</w:t>
-      </w:r>
-      <w:r>
-        <w:rPr>
-          <w:lang w:val="uk-UA"/>
-        </w:rPr>
-        <w:t>__</w:t>
-      </w:r>
-      <w:r>
-        <w:rPr>
-          <w:lang w:val="uk-UA"/>
-        </w:rPr>
-        <w:t>_</w:t>
+        <w:t>Найменування, адреса, адмінрайон, електронна адреса, телефон замовника {{customerSummary}}</w:t>
       </w:r>
     </w:p>
     <w:p>
@@ -383,55 +310,44 @@
         <w:rPr>
           <w:lang w:val="uk-UA"/>
         </w:rPr>
-        <w:t xml:space="preserve">Найменування, адреса, </w:t>
-      </w:r>
-      <w:r>
-        <w:rPr>
-          <w:lang w:val="uk-UA"/>
-        </w:rPr>
-        <w:t>електрон</w:t>
-      </w:r>
-      <w:r>
-        <w:rPr>
-          <w:lang w:val="uk-UA"/>
-        </w:rPr>
-        <w:t>н</w:t>
-      </w:r>
-      <w:r>
-        <w:rPr>
-          <w:lang w:val="uk-UA"/>
-        </w:rPr>
-        <w:t xml:space="preserve">а адреса, </w:t>
-      </w:r>
-      <w:r>
-        <w:rPr>
-          <w:lang w:val="uk-UA"/>
-        </w:rPr>
-        <w:t>телефон про</w:t>
-      </w:r>
-      <w:r>
-        <w:rPr>
-          <w:lang w:val="uk-UA"/>
-        </w:rPr>
-        <w:t>є</w:t>
-      </w:r>
-      <w:r>
-        <w:rPr>
-          <w:lang w:val="uk-UA"/>
-        </w:rPr>
-        <w:t>ктної організації</w:t>
-      </w:r>
-      <w:r>
-        <w:rPr>
-          <w:lang w:val="uk-UA"/>
-        </w:rPr>
-        <w:t>____</w:t>
-      </w:r>
-      <w:r>
-        <w:rPr>
-          <w:lang w:val="uk-UA"/>
-        </w:rPr>
-        <w:t>_________________</w:t>
+        <w:t xml:space="preserve">Найменування, адреса, електронна адреса, телефон </w:t>
+      </w:r>
+      <w:proofErr w:type="spellStart"/>
+      <w:r>
+        <w:rPr>
+          <w:lang w:val="uk-UA"/>
+        </w:rPr>
+        <w:t>проєктної</w:t>
+      </w:r>
+      <w:proofErr w:type="spellEnd"/>
+      <w:r>
+        <w:rPr>
+          <w:lang w:val="uk-UA"/>
+        </w:rPr>
+        <w:t xml:space="preserve"> організації</w:t>
+      </w:r>
+      <w:r>
+        <w:rPr>
+          <w:lang w:val="uk-UA"/>
+        </w:rPr>
+        <w:t xml:space="preserve"> </w:t>
+      </w:r>
+      <w:r>
+        <w:rPr>
+          <w:lang w:val="uk-UA"/>
+        </w:rPr>
+        <w:t>{{</w:t>
+      </w:r>
+      <w:proofErr w:type="spellStart"/>
+      <w:r>
+        <w:t>designOrgSummary</w:t>
+      </w:r>
+      <w:proofErr w:type="spellEnd"/>
+      <w:r>
+        <w:rPr>
+          <w:lang w:val="uk-UA"/>
+        </w:rPr>
+        <w:t>}}</w:t>
       </w:r>
     </w:p>
     <w:p>
@@ -453,13 +369,18 @@
         <w:rPr>
           <w:lang w:val="uk-UA"/>
         </w:rPr>
-        <w:t xml:space="preserve">Планується будівництво (реконструкція) об’єкта </w:t>
-      </w:r>
-      <w:r>
-        <w:rPr>
-          <w:lang w:val="uk-UA"/>
-        </w:rPr>
-        <w:t>_________________________________________</w:t>
+        <w:t>Планується будівництво (реконструкція) об’єкта {{</w:t>
+      </w:r>
+      <w:proofErr w:type="spellStart"/>
+      <w:r>
+        <w:t>constructionObjectSummary</w:t>
+      </w:r>
+      <w:proofErr w:type="spellEnd"/>
+      <w:r>
+        <w:rPr>
+          <w:lang w:val="uk-UA"/>
+        </w:rPr>
+        <w:t>}}</w:t>
       </w:r>
     </w:p>
     <w:p>
@@ -518,33 +439,32 @@
         <w:rPr>
           <w:lang w:val="uk-UA"/>
         </w:rPr>
-        <w:t>Рік початку будівництва (реконструкції) об</w:t>
-      </w:r>
-      <w:r>
-        <w:rPr>
-          <w:lang w:val="uk-UA"/>
-        </w:rPr>
-        <w:sym w:font="Symbol" w:char="F0A2"/>
+        <w:t xml:space="preserve">Рік початку будівництва (реконструкції) </w:t>
       </w:r>
       <w:proofErr w:type="spellStart"/>
       <w:r>
         <w:rPr>
           <w:lang w:val="uk-UA"/>
         </w:rPr>
-        <w:t>єкта</w:t>
+        <w:t>обєкта</w:t>
       </w:r>
       <w:proofErr w:type="spellEnd"/>
       <w:r>
         <w:rPr>
           <w:lang w:val="uk-UA"/>
         </w:rPr>
-        <w:t xml:space="preserve"> </w:t>
-      </w:r>
-      <w:r>
-        <w:rPr>
-          <w:lang w:val="uk-UA"/>
-        </w:rPr>
-        <w:t>__________________________________________</w:t>
+        <w:t xml:space="preserve"> {{</w:t>
+      </w:r>
+      <w:proofErr w:type="spellStart"/>
+      <w:r>
+        <w:t>constructionStartYear</w:t>
+      </w:r>
+      <w:proofErr w:type="spellEnd"/>
+      <w:r>
+        <w:rPr>
+          <w:lang w:val="uk-UA"/>
+        </w:rPr>
+        <w:t>}}</w:t>
       </w:r>
     </w:p>
     <w:p>
@@ -566,33 +486,32 @@
         <w:rPr>
           <w:lang w:val="uk-UA"/>
         </w:rPr>
-        <w:t>Рік введення в експлуатацію об</w:t>
-      </w:r>
-      <w:r>
-        <w:rPr>
-          <w:lang w:val="uk-UA"/>
-        </w:rPr>
-        <w:sym w:font="Symbol" w:char="F0A2"/>
+        <w:t xml:space="preserve">Рік введення в експлуатацію </w:t>
       </w:r>
       <w:proofErr w:type="spellStart"/>
       <w:r>
         <w:rPr>
           <w:lang w:val="uk-UA"/>
         </w:rPr>
-        <w:t>єкта</w:t>
+        <w:t>обєкта</w:t>
       </w:r>
       <w:proofErr w:type="spellEnd"/>
       <w:r>
         <w:rPr>
           <w:lang w:val="uk-UA"/>
         </w:rPr>
-        <w:t xml:space="preserve"> </w:t>
-      </w:r>
-      <w:r>
-        <w:rPr>
-          <w:lang w:val="uk-UA"/>
-        </w:rPr>
-        <w:t>____________________________________________________</w:t>
+        <w:t xml:space="preserve"> {{</w:t>
+      </w:r>
+      <w:proofErr w:type="spellStart"/>
+      <w:r>
+        <w:t>commissioningYear</w:t>
+      </w:r>
+      <w:proofErr w:type="spellEnd"/>
+      <w:r>
+        <w:rPr>
+          <w:lang w:val="uk-UA"/>
+        </w:rPr>
+        <w:t>}}</w:t>
       </w:r>
     </w:p>
     <w:p>
@@ -611,50 +530,7 @@
         </w:rPr>
       </w:pPr>
       <w:r>
-        <w:rPr>
-          <w:lang w:val="uk-UA"/>
-        </w:rPr>
-        <w:t xml:space="preserve">Дозволене теплове навантаження (за договором) </w:t>
-      </w:r>
-      <w:r>
-        <w:rPr>
-          <w:lang w:val="uk-UA"/>
-        </w:rPr>
-        <w:t>_______________________</w:t>
-      </w:r>
-      <w:r>
-        <w:rPr>
-          <w:lang w:val="uk-UA"/>
-        </w:rPr>
-        <w:t xml:space="preserve"> </w:t>
-      </w:r>
-      <w:proofErr w:type="spellStart"/>
-      <w:r>
-        <w:rPr>
-          <w:lang w:val="uk-UA"/>
-        </w:rPr>
-        <w:t>Гкал</w:t>
-      </w:r>
-      <w:proofErr w:type="spellEnd"/>
-      <w:r>
-        <w:rPr>
-          <w:lang w:val="uk-UA"/>
-        </w:rPr>
-        <w:t>/год (</w:t>
-      </w:r>
-      <w:proofErr w:type="spellStart"/>
-      <w:r>
-        <w:rPr>
-          <w:lang w:val="uk-UA"/>
-        </w:rPr>
-        <w:t>МВт</w:t>
-      </w:r>
-      <w:proofErr w:type="spellEnd"/>
-      <w:r>
-        <w:rPr>
-          <w:lang w:val="uk-UA"/>
-        </w:rPr>
-        <w:t>)</w:t>
+        <w:t>Дозволене теплове навантаження (за договором) {{permittedHeatLoad}} Гкал/год (МВт)</w:t>
       </w:r>
     </w:p>
     <w:p>
@@ -674,23 +550,20 @@
       </w:pPr>
       <w:r>
         <w:rPr>
-          <w:b/>
-          <w:bCs/>
-          <w:lang w:val="uk-UA"/>
-        </w:rPr>
-        <w:t>Договір</w:t>
-      </w:r>
-      <w:r>
-        <w:rPr>
-          <w:lang w:val="uk-UA"/>
-        </w:rPr>
-        <w:t xml:space="preserve"> про користування тепловою енергією № _____________________</w:t>
-      </w:r>
-      <w:r>
-        <w:rPr>
-          <w:lang w:val="uk-UA"/>
-        </w:rPr>
-        <w:t>____________</w:t>
+          <w:lang w:val="uk-UA"/>
+        </w:rPr>
+        <w:t>Договір про користування тепловою енергією № {{</w:t>
+      </w:r>
+      <w:proofErr w:type="spellStart"/>
+      <w:r>
+        <w:t>heatSupplyContractNumber</w:t>
+      </w:r>
+      <w:proofErr w:type="spellEnd"/>
+      <w:r>
+        <w:rPr>
+          <w:lang w:val="uk-UA"/>
+        </w:rPr>
+        <w:t>}}</w:t>
       </w:r>
     </w:p>
     <w:p>
@@ -706,18 +579,7 @@
         </w:rPr>
       </w:pPr>
       <w:r>
-        <w:rPr>
-          <w:b/>
-          <w:bCs/>
-          <w:lang w:val="uk-UA"/>
-        </w:rPr>
-        <w:t>Особовий рахунок</w:t>
-      </w:r>
-      <w:r>
-        <w:rPr>
-          <w:lang w:val="uk-UA"/>
-        </w:rPr>
-        <w:t xml:space="preserve"> № ________________________________________________________</w:t>
+        <w:t>Особовий рахунок № {{personalAccountNumber}}</w:t>
       </w:r>
     </w:p>
     <w:p>
@@ -739,22 +601,21 @@
         <w:rPr>
           <w:lang w:val="uk-UA"/>
         </w:rPr>
-        <w:t>Додаткове теплове навантаження об’єкта __</w:t>
-      </w:r>
-      <w:r>
-        <w:rPr>
-          <w:lang w:val="uk-UA"/>
-        </w:rPr>
-        <w:t>___________________________</w:t>
-      </w:r>
-      <w:r>
-        <w:rPr>
-          <w:lang w:val="uk-UA"/>
-        </w:rPr>
-        <w:t xml:space="preserve"> </w:t>
+        <w:t>Додаткове теплове навантаження об’єкта {{</w:t>
       </w:r>
       <w:proofErr w:type="spellStart"/>
       <w:r>
+        <w:t>additionalHeatLoad</w:t>
+      </w:r>
+      <w:proofErr w:type="spellEnd"/>
+      <w:r>
+        <w:rPr>
+          <w:lang w:val="uk-UA"/>
+        </w:rPr>
+        <w:t xml:space="preserve">}} </w:t>
+      </w:r>
+      <w:proofErr w:type="spellStart"/>
+      <w:r>
         <w:rPr>
           <w:lang w:val="uk-UA"/>
         </w:rPr>
@@ -765,21 +626,7 @@
         <w:rPr>
           <w:lang w:val="uk-UA"/>
         </w:rPr>
-        <w:t>/год (</w:t>
-      </w:r>
-      <w:proofErr w:type="spellStart"/>
-      <w:r>
-        <w:rPr>
-          <w:lang w:val="uk-UA"/>
-        </w:rPr>
-        <w:t>МВт</w:t>
-      </w:r>
-      <w:proofErr w:type="spellEnd"/>
-      <w:r>
-        <w:rPr>
-          <w:lang w:val="uk-UA"/>
-        </w:rPr>
-        <w:t>)</w:t>
+        <w:t>/год (МВт)</w:t>
       </w:r>
     </w:p>
     <w:p>
@@ -801,22 +648,21 @@
         <w:rPr>
           <w:lang w:val="uk-UA"/>
         </w:rPr>
-        <w:t xml:space="preserve">Загальне теплове навантаження об’єкта </w:t>
-      </w:r>
-      <w:r>
-        <w:rPr>
-          <w:lang w:val="uk-UA"/>
-        </w:rPr>
-        <w:t>______________________________</w:t>
-      </w:r>
-      <w:r>
-        <w:rPr>
-          <w:lang w:val="uk-UA"/>
-        </w:rPr>
-        <w:t xml:space="preserve"> </w:t>
+        <w:t>Загальне теплове навантаження об’єкта {{</w:t>
       </w:r>
       <w:proofErr w:type="spellStart"/>
       <w:r>
+        <w:t>totalHeatLoad</w:t>
+      </w:r>
+      <w:proofErr w:type="spellEnd"/>
+      <w:r>
+        <w:rPr>
+          <w:lang w:val="uk-UA"/>
+        </w:rPr>
+        <w:t xml:space="preserve">}} </w:t>
+      </w:r>
+      <w:proofErr w:type="spellStart"/>
+      <w:r>
         <w:rPr>
           <w:lang w:val="uk-UA"/>
         </w:rPr>
@@ -827,21 +673,7 @@
         <w:rPr>
           <w:lang w:val="uk-UA"/>
         </w:rPr>
-        <w:t>/год (</w:t>
-      </w:r>
-      <w:proofErr w:type="spellStart"/>
-      <w:r>
-        <w:rPr>
-          <w:lang w:val="uk-UA"/>
-        </w:rPr>
-        <w:t>МВт</w:t>
-      </w:r>
-      <w:proofErr w:type="spellEnd"/>
-      <w:r>
-        <w:rPr>
-          <w:lang w:val="uk-UA"/>
-        </w:rPr>
-        <w:t>)</w:t>
+        <w:t>/год (МВт)</w:t>
       </w:r>
     </w:p>
     <w:p>
@@ -880,22 +712,21 @@
         <w:rPr>
           <w:lang w:val="uk-UA"/>
         </w:rPr>
-        <w:t xml:space="preserve">опалення </w:t>
-      </w:r>
-      <w:r>
-        <w:rPr>
-          <w:lang w:val="uk-UA"/>
-        </w:rPr>
-        <w:t>______________________________________________________</w:t>
-      </w:r>
-      <w:r>
-        <w:rPr>
-          <w:lang w:val="uk-UA"/>
-        </w:rPr>
-        <w:t xml:space="preserve"> </w:t>
+        <w:t>опалення {{</w:t>
       </w:r>
       <w:proofErr w:type="spellStart"/>
       <w:r>
+        <w:t>heatingLoad</w:t>
+      </w:r>
+      <w:proofErr w:type="spellEnd"/>
+      <w:r>
+        <w:rPr>
+          <w:lang w:val="uk-UA"/>
+        </w:rPr>
+        <w:t xml:space="preserve">}} </w:t>
+      </w:r>
+      <w:proofErr w:type="spellStart"/>
+      <w:r>
         <w:rPr>
           <w:lang w:val="uk-UA"/>
         </w:rPr>
@@ -906,21 +737,7 @@
         <w:rPr>
           <w:lang w:val="uk-UA"/>
         </w:rPr>
-        <w:t>/год (</w:t>
-      </w:r>
-      <w:proofErr w:type="spellStart"/>
-      <w:r>
-        <w:rPr>
-          <w:lang w:val="uk-UA"/>
-        </w:rPr>
-        <w:t>МВт</w:t>
-      </w:r>
-      <w:proofErr w:type="spellEnd"/>
-      <w:r>
-        <w:rPr>
-          <w:lang w:val="uk-UA"/>
-        </w:rPr>
-        <w:t>)</w:t>
+        <w:t>/год (МВт)</w:t>
       </w:r>
     </w:p>
     <w:p>
@@ -937,50 +754,7 @@
         </w:rPr>
       </w:pPr>
       <w:r>
-        <w:rPr>
-          <w:lang w:val="uk-UA"/>
-        </w:rPr>
-        <w:t xml:space="preserve">гаряче водопостачання (максимальне) </w:t>
-      </w:r>
-      <w:r>
-        <w:rPr>
-          <w:lang w:val="uk-UA"/>
-        </w:rPr>
-        <w:t>_____________________________</w:t>
-      </w:r>
-      <w:r>
-        <w:rPr>
-          <w:lang w:val="uk-UA"/>
-        </w:rPr>
-        <w:t xml:space="preserve"> </w:t>
-      </w:r>
-      <w:proofErr w:type="spellStart"/>
-      <w:r>
-        <w:rPr>
-          <w:lang w:val="uk-UA"/>
-        </w:rPr>
-        <w:t>Гкал</w:t>
-      </w:r>
-      <w:proofErr w:type="spellEnd"/>
-      <w:r>
-        <w:rPr>
-          <w:lang w:val="uk-UA"/>
-        </w:rPr>
-        <w:t>/год (</w:t>
-      </w:r>
-      <w:proofErr w:type="spellStart"/>
-      <w:r>
-        <w:rPr>
-          <w:lang w:val="uk-UA"/>
-        </w:rPr>
-        <w:t>МВт</w:t>
-      </w:r>
-      <w:proofErr w:type="spellEnd"/>
-      <w:r>
-        <w:rPr>
-          <w:lang w:val="uk-UA"/>
-        </w:rPr>
-        <w:t>)</w:t>
+        <w:t>гаряче водопостачання (максимальне) {{hotWaterMaxLoad}} Гкал/год (МВт)</w:t>
       </w:r>
     </w:p>
     <w:p>
@@ -1000,22 +774,21 @@
         <w:rPr>
           <w:lang w:val="uk-UA"/>
         </w:rPr>
-        <w:t xml:space="preserve">гаряче водопостачання (середнє) </w:t>
-      </w:r>
-      <w:r>
-        <w:rPr>
-          <w:lang w:val="uk-UA"/>
-        </w:rPr>
-        <w:t>__________________________________</w:t>
-      </w:r>
-      <w:r>
-        <w:rPr>
-          <w:lang w:val="uk-UA"/>
-        </w:rPr>
-        <w:t xml:space="preserve"> </w:t>
+        <w:t>гаряче водопостачання (середнє) {{</w:t>
       </w:r>
       <w:proofErr w:type="spellStart"/>
       <w:r>
+        <w:t>hotWaterAverageLoad</w:t>
+      </w:r>
+      <w:proofErr w:type="spellEnd"/>
+      <w:r>
+        <w:rPr>
+          <w:lang w:val="uk-UA"/>
+        </w:rPr>
+        <w:t xml:space="preserve">}} </w:t>
+      </w:r>
+      <w:proofErr w:type="spellStart"/>
+      <w:r>
         <w:rPr>
           <w:lang w:val="uk-UA"/>
         </w:rPr>
@@ -1026,21 +799,7 @@
         <w:rPr>
           <w:lang w:val="uk-UA"/>
         </w:rPr>
-        <w:t>/год (</w:t>
-      </w:r>
-      <w:proofErr w:type="spellStart"/>
-      <w:r>
-        <w:rPr>
-          <w:lang w:val="uk-UA"/>
-        </w:rPr>
-        <w:t>МВт</w:t>
-      </w:r>
-      <w:proofErr w:type="spellEnd"/>
-      <w:r>
-        <w:rPr>
-          <w:lang w:val="uk-UA"/>
-        </w:rPr>
-        <w:t>)</w:t>
+        <w:t>/год (МВт)</w:t>
       </w:r>
     </w:p>
     <w:p>
@@ -1060,22 +819,21 @@
         <w:rPr>
           <w:lang w:val="uk-UA"/>
         </w:rPr>
-        <w:t xml:space="preserve">вентиляція </w:t>
-      </w:r>
-      <w:r>
-        <w:rPr>
-          <w:lang w:val="uk-UA"/>
-        </w:rPr>
-        <w:t>_____________________________________________________</w:t>
-      </w:r>
-      <w:r>
-        <w:rPr>
-          <w:lang w:val="uk-UA"/>
-        </w:rPr>
-        <w:t xml:space="preserve"> </w:t>
+        <w:t>вентиляція {{</w:t>
       </w:r>
       <w:proofErr w:type="spellStart"/>
       <w:r>
+        <w:t>ventilationLoad</w:t>
+      </w:r>
+      <w:proofErr w:type="spellEnd"/>
+      <w:r>
+        <w:rPr>
+          <w:lang w:val="uk-UA"/>
+        </w:rPr>
+        <w:t xml:space="preserve">}} </w:t>
+      </w:r>
+      <w:proofErr w:type="spellStart"/>
+      <w:r>
         <w:rPr>
           <w:lang w:val="uk-UA"/>
         </w:rPr>
@@ -1086,21 +844,7 @@
         <w:rPr>
           <w:lang w:val="uk-UA"/>
         </w:rPr>
-        <w:t>/год (</w:t>
-      </w:r>
-      <w:proofErr w:type="spellStart"/>
-      <w:r>
-        <w:rPr>
-          <w:lang w:val="uk-UA"/>
-        </w:rPr>
-        <w:t>МВт</w:t>
-      </w:r>
-      <w:proofErr w:type="spellEnd"/>
-      <w:r>
-        <w:rPr>
-          <w:lang w:val="uk-UA"/>
-        </w:rPr>
-        <w:t>)</w:t>
+        <w:t>/год (МВт)</w:t>
       </w:r>
     </w:p>
     <w:p>
@@ -1120,22 +864,21 @@
         <w:rPr>
           <w:lang w:val="uk-UA"/>
         </w:rPr>
-        <w:t xml:space="preserve">технологія </w:t>
-      </w:r>
-      <w:r>
-        <w:rPr>
-          <w:lang w:val="uk-UA"/>
-        </w:rPr>
-        <w:t>_____________________________________________________</w:t>
-      </w:r>
-      <w:r>
-        <w:rPr>
-          <w:lang w:val="uk-UA"/>
-        </w:rPr>
-        <w:t xml:space="preserve"> </w:t>
+        <w:t>технологія {{</w:t>
       </w:r>
       <w:proofErr w:type="spellStart"/>
       <w:r>
+        <w:t>technologyLoad</w:t>
+      </w:r>
+      <w:proofErr w:type="spellEnd"/>
+      <w:r>
+        <w:rPr>
+          <w:lang w:val="uk-UA"/>
+        </w:rPr>
+        <w:t xml:space="preserve">}} </w:t>
+      </w:r>
+      <w:proofErr w:type="spellStart"/>
+      <w:r>
         <w:rPr>
           <w:lang w:val="uk-UA"/>
         </w:rPr>
@@ -1146,21 +889,7 @@
         <w:rPr>
           <w:lang w:val="uk-UA"/>
         </w:rPr>
-        <w:t>/год (</w:t>
-      </w:r>
-      <w:proofErr w:type="spellStart"/>
-      <w:r>
-        <w:rPr>
-          <w:lang w:val="uk-UA"/>
-        </w:rPr>
-        <w:t>МВт</w:t>
-      </w:r>
-      <w:proofErr w:type="spellEnd"/>
-      <w:r>
-        <w:rPr>
-          <w:lang w:val="uk-UA"/>
-        </w:rPr>
-        <w:t>)</w:t>
+        <w:t>/год (МВт)</w:t>
       </w:r>
     </w:p>
     <w:p>
@@ -1182,66 +911,32 @@
         <w:rPr>
           <w:lang w:val="uk-UA"/>
         </w:rPr>
-        <w:t xml:space="preserve">Розробку проєкту </w:t>
-      </w:r>
-      <w:r>
-        <w:rPr>
-          <w:lang w:val="uk-UA"/>
-        </w:rPr>
-        <w:t xml:space="preserve">мереж </w:t>
-      </w:r>
-      <w:r>
-        <w:rPr>
-          <w:lang w:val="uk-UA"/>
-        </w:rPr>
-        <w:t>О</w:t>
-      </w:r>
-      <w:r>
-        <w:rPr>
-          <w:lang w:val="uk-UA"/>
-        </w:rPr>
-        <w:t xml:space="preserve">ператора (теплові мережі (у тому числі мережі гарячого водопостачання) від місця забезпечення потужності до місця/точки приєднання) забезпечує: </w:t>
-      </w:r>
-      <w:r>
-        <w:rPr>
-          <w:u w:val="single"/>
-          <w:lang w:val="uk-UA"/>
-        </w:rPr>
-        <w:t>О</w:t>
-      </w:r>
-      <w:r>
-        <w:rPr>
-          <w:u w:val="single"/>
-          <w:lang w:val="uk-UA"/>
-        </w:rPr>
-        <w:t xml:space="preserve">ператор / </w:t>
-      </w:r>
-      <w:r>
-        <w:rPr>
-          <w:u w:val="single"/>
-          <w:lang w:val="uk-UA"/>
-        </w:rPr>
-        <w:t>з</w:t>
-      </w:r>
-      <w:r>
-        <w:rPr>
-          <w:u w:val="single"/>
-          <w:lang w:val="uk-UA"/>
-        </w:rPr>
-        <w:t>амовник</w:t>
-      </w:r>
-      <w:r>
-        <w:rPr>
-          <w:u w:val="single"/>
-          <w:lang w:val="uk-UA"/>
-        </w:rPr>
-        <w:t xml:space="preserve"> </w:t>
-      </w:r>
-      <w:r>
-        <w:rPr>
-          <w:lang w:val="uk-UA"/>
-        </w:rPr>
-        <w:t>(непотрібне закреслити)</w:t>
+        <w:t xml:space="preserve">Розробку </w:t>
+      </w:r>
+      <w:proofErr w:type="spellStart"/>
+      <w:r>
+        <w:rPr>
+          <w:lang w:val="uk-UA"/>
+        </w:rPr>
+        <w:t>проєкту</w:t>
+      </w:r>
+      <w:proofErr w:type="spellEnd"/>
+      <w:r>
+        <w:rPr>
+          <w:lang w:val="uk-UA"/>
+        </w:rPr>
+        <w:t xml:space="preserve"> мереж Оператора (теплові мережі (у тому числі мережі гарячого водопостачання) від місця забезпечення потужності до місця/точки приєднання) забезпечує: {{</w:t>
+      </w:r>
+      <w:proofErr w:type="spellStart"/>
+      <w:r>
+        <w:t>projectDeveloper</w:t>
+      </w:r>
+      <w:proofErr w:type="spellEnd"/>
+      <w:r>
+        <w:rPr>
+          <w:lang w:val="uk-UA"/>
+        </w:rPr>
+        <w:t>}}</w:t>
       </w:r>
     </w:p>
     <w:p>
@@ -1276,72 +971,18 @@
         <w:rPr>
           <w:lang w:val="uk-UA"/>
         </w:rPr>
-        <w:t xml:space="preserve">Виконавець будівельних робіт </w:t>
-      </w:r>
-      <w:r>
-        <w:t xml:space="preserve">з </w:t>
+        <w:t>Виконавець будівельних робіт з прокладання теплових мереж до земельної ділянки замовника {{</w:t>
       </w:r>
       <w:proofErr w:type="spellStart"/>
       <w:r>
-        <w:t>прокладання</w:t>
+        <w:t>constructionExecutor</w:t>
       </w:r>
       <w:proofErr w:type="spellEnd"/>
       <w:r>
-        <w:t xml:space="preserve"> </w:t>
-      </w:r>
-      <w:proofErr w:type="spellStart"/>
-      <w:r>
-        <w:t>теплових</w:t>
-      </w:r>
-      <w:proofErr w:type="spellEnd"/>
-      <w:r>
-        <w:t xml:space="preserve"> мереж до </w:t>
-      </w:r>
-      <w:proofErr w:type="spellStart"/>
-      <w:r>
-        <w:t>земельної</w:t>
-      </w:r>
-      <w:proofErr w:type="spellEnd"/>
-      <w:r>
-        <w:t xml:space="preserve"> </w:t>
-      </w:r>
-      <w:proofErr w:type="spellStart"/>
-      <w:r>
-        <w:t>ділянки</w:t>
-      </w:r>
-      <w:proofErr w:type="spellEnd"/>
-      <w:r>
-        <w:rPr>
-          <w:lang w:val="uk-UA"/>
-        </w:rPr>
-        <w:t xml:space="preserve"> замовника </w:t>
-      </w:r>
-      <w:r>
-        <w:rPr>
-          <w:u w:val="single"/>
-          <w:lang w:val="uk-UA"/>
-        </w:rPr>
-        <w:t>О</w:t>
-      </w:r>
-      <w:r>
-        <w:rPr>
-          <w:u w:val="single"/>
-          <w:lang w:val="uk-UA"/>
-        </w:rPr>
-        <w:t>ператор / інший суб’єкт</w:t>
-      </w:r>
-      <w:r>
-        <w:rPr>
-          <w:u w:val="single"/>
-          <w:lang w:val="uk-UA"/>
-        </w:rPr>
-        <w:t xml:space="preserve"> господарювання </w:t>
-      </w:r>
-      <w:r>
-        <w:rPr>
-          <w:lang w:val="uk-UA"/>
-        </w:rPr>
-        <w:t>(непотрібне закреслити)</w:t>
+        <w:rPr>
+          <w:lang w:val="uk-UA"/>
+        </w:rPr>
+        <w:t>}} (непотрібне закреслити)</w:t>
       </w:r>
     </w:p>
     <w:p>
@@ -1376,51 +1017,18 @@
         <w:rPr>
           <w:lang w:val="uk-UA"/>
         </w:rPr>
-        <w:t>Стислі</w:t>
-      </w:r>
-      <w:r>
-        <w:rPr>
-          <w:b/>
-          <w:lang w:val="uk-UA"/>
-        </w:rPr>
-        <w:t xml:space="preserve"> </w:t>
-      </w:r>
-      <w:r>
-        <w:rPr>
-          <w:lang w:val="uk-UA"/>
-        </w:rPr>
-        <w:t>дані про існуюче джерело теплопостачання (пічне опалення; окрема, прибудована або вбудована котельня; кількість, тип і потужність котлів; вид палива</w:t>
-      </w:r>
-      <w:r>
-        <w:rPr>
-          <w:rStyle w:val="st42"/>
-          <w:lang w:val="x-none" w:eastAsia="uk-UA"/>
-        </w:rPr>
-        <w:t>, черговість будівництва тощо»</w:t>
-      </w:r>
-      <w:r>
-        <w:rPr>
-          <w:lang w:val="uk-UA"/>
-        </w:rPr>
-        <w:t xml:space="preserve">) </w:t>
-      </w:r>
-      <w:r>
-        <w:rPr>
-          <w:lang w:val="uk-UA"/>
-        </w:rPr>
-        <w:t>_________________________</w:t>
-      </w:r>
-      <w:r>
-        <w:rPr>
-          <w:lang w:val="uk-UA"/>
-        </w:rPr>
-        <w:t>___________________________________________________</w:t>
-      </w:r>
-      <w:r>
-        <w:rPr>
-          <w:lang w:val="uk-UA"/>
-        </w:rPr>
-        <w:t>_</w:t>
+        <w:t>Стислі дані про існуюче джерело теплопостачання (пічне опалення; окрема, прибудована або вбудована котельня; кількість, тип і потужність котлів; вид палива, черговість будівництва тощо») {{</w:t>
+      </w:r>
+      <w:proofErr w:type="spellStart"/>
+      <w:r>
+        <w:t>existingHeatSourceDescription</w:t>
+      </w:r>
+      <w:proofErr w:type="spellEnd"/>
+      <w:r>
+        <w:rPr>
+          <w:lang w:val="uk-UA"/>
+        </w:rPr>
+        <w:t>}}</w:t>
       </w:r>
     </w:p>
     <w:p>
@@ -1482,10 +1090,7 @@
         </w:rPr>
       </w:pPr>
       <w:r>
-        <w:rPr>
-          <w:lang w:val="uk-UA"/>
-        </w:rPr>
-        <w:t>_______________________________________________________________________________________</w:t>
+        <w:t>{{heatObjectDescription}}</w:t>
       </w:r>
     </w:p>
     <w:p>
@@ -1520,69 +1125,19 @@
         <w:rPr>
           <w:lang w:val="uk-UA"/>
         </w:rPr>
-        <w:t xml:space="preserve">До </w:t>
-      </w:r>
-      <w:r>
-        <w:rPr>
-          <w:lang w:val="uk-UA"/>
-        </w:rPr>
-        <w:t>ме</w:t>
-      </w:r>
-      <w:r>
-        <w:rPr>
-          <w:lang w:val="uk-UA"/>
-        </w:rPr>
-        <w:t xml:space="preserve">реж замовника </w:t>
+        <w:lastRenderedPageBreak/>
+        <w:t>До мереж замовника передбачається підключення третіх осіб {{</w:t>
       </w:r>
       <w:proofErr w:type="spellStart"/>
       <w:r>
-        <w:t>передбача</w:t>
-      </w:r>
-      <w:r>
-        <w:rPr>
-          <w:lang w:val="uk-UA"/>
-        </w:rPr>
-        <w:t>ється</w:t>
+        <w:t>thirdPartyConnection</w:t>
       </w:r>
       <w:proofErr w:type="spellEnd"/>
       <w:r>
         <w:rPr>
           <w:lang w:val="uk-UA"/>
         </w:rPr>
-        <w:t xml:space="preserve"> </w:t>
-      </w:r>
-      <w:proofErr w:type="spellStart"/>
-      <w:r>
-        <w:t>підключення</w:t>
-      </w:r>
-      <w:proofErr w:type="spellEnd"/>
-      <w:r>
-        <w:t xml:space="preserve"> </w:t>
-      </w:r>
-      <w:proofErr w:type="spellStart"/>
-      <w:r>
-        <w:t>третіх</w:t>
-      </w:r>
-      <w:proofErr w:type="spellEnd"/>
-      <w:r>
-        <w:t xml:space="preserve"> </w:t>
-      </w:r>
-      <w:proofErr w:type="spellStart"/>
-      <w:r>
-        <w:t>осіб</w:t>
-      </w:r>
-      <w:proofErr w:type="spellEnd"/>
-      <w:r>
-        <w:rPr>
-          <w:lang w:val="uk-UA"/>
-        </w:rPr>
-        <w:t xml:space="preserve"> так/ ні (непотрібне закреслити</w:t>
-      </w:r>
-      <w:r>
-        <w:rPr>
-          <w:lang w:val="uk-UA"/>
-        </w:rPr>
-        <w:t>)</w:t>
+        <w:t>}} (непотрібне закреслити)</w:t>
       </w:r>
     </w:p>
     <w:p>
@@ -1612,31 +1167,30 @@
         <w:rPr>
           <w:lang w:val="uk-UA"/>
         </w:rPr>
-        <w:t xml:space="preserve">Повідомлення </w:t>
-      </w:r>
-      <w:r>
-        <w:rPr>
-          <w:lang w:val="uk-UA"/>
-        </w:rPr>
-        <w:t>п</w:t>
-      </w:r>
-      <w:r>
-        <w:rPr>
-          <w:lang w:val="uk-UA"/>
-        </w:rPr>
-        <w:t>ро результати розгляду цієї заяви та щодо надання послуг з приєднання прошу надати</w:t>
-      </w:r>
-      <w:r>
-        <w:rPr>
-          <w:lang w:val="uk-UA"/>
-        </w:rPr>
-        <w:t>:___________________________________________________________________________</w:t>
-      </w:r>
-      <w:r>
-        <w:rPr>
-          <w:lang w:val="uk-UA"/>
-        </w:rPr>
-        <w:t>___</w:t>
+        <w:t>Повідомлення про результати розгляду цієї заяви та щодо надання послуг з приєднання прошу надати</w:t>
+      </w:r>
+      <w:r>
+        <w:rPr>
+          <w:lang w:val="uk-UA"/>
+        </w:rPr>
+        <w:t xml:space="preserve">: </w:t>
+      </w:r>
+      <w:r>
+        <w:rPr>
+          <w:lang w:val="uk-UA"/>
+        </w:rPr>
+        <w:t>{{</w:t>
+      </w:r>
+      <w:proofErr w:type="spellStart"/>
+      <w:r>
+        <w:t>notificationSummary</w:t>
+      </w:r>
+      <w:proofErr w:type="spellEnd"/>
+      <w:r>
+        <w:rPr>
+          <w:lang w:val="uk-UA"/>
+        </w:rPr>
+        <w:t>}}</w:t>
       </w:r>
     </w:p>
     <w:p>
@@ -2005,25 +1559,18 @@
               <w:rPr>
                 <w:lang w:val="uk-UA"/>
               </w:rPr>
-              <w:t xml:space="preserve">Замовник __________     </w:t>
+              <w:t>Замовник __________        {{</w:t>
             </w:r>
+            <w:proofErr w:type="spellStart"/>
+            <w:r>
+              <w:t>customerSignerName</w:t>
+            </w:r>
+            <w:proofErr w:type="spellEnd"/>
             <w:r>
               <w:rPr>
                 <w:lang w:val="uk-UA"/>
               </w:rPr>
-              <w:t xml:space="preserve">  </w:t>
-            </w:r>
-            <w:r>
-              <w:rPr>
-                <w:lang w:val="uk-UA"/>
-              </w:rPr>
-              <w:t xml:space="preserve"> _____________</w:t>
-            </w:r>
-            <w:r>
-              <w:rPr>
-                <w:lang w:val="uk-UA"/>
-              </w:rPr>
-              <w:t>___</w:t>
+              <w:t>}}</w:t>
             </w:r>
           </w:p>
           <w:p>
@@ -2207,37 +1754,18 @@
               <w:rPr>
                 <w:lang w:val="uk-UA"/>
               </w:rPr>
-              <w:t>організації _________</w:t>
+              <w:t>організації _________        {{</w:t>
             </w:r>
+            <w:proofErr w:type="spellStart"/>
+            <w:r>
+              <w:t>designOrgSignerName</w:t>
+            </w:r>
+            <w:proofErr w:type="spellEnd"/>
             <w:r>
               <w:rPr>
                 <w:lang w:val="uk-UA"/>
               </w:rPr>
-              <w:t xml:space="preserve">     </w:t>
-            </w:r>
-            <w:r>
-              <w:rPr>
-                <w:lang w:val="uk-UA"/>
-              </w:rPr>
-              <w:t xml:space="preserve">  </w:t>
-            </w:r>
-            <w:r>
-              <w:rPr>
-                <w:lang w:val="uk-UA"/>
-              </w:rPr>
-              <w:t xml:space="preserve"> </w:t>
-            </w:r>
-            <w:r>
-              <w:rPr>
-                <w:lang w:val="uk-UA"/>
-              </w:rPr>
-              <w:t>_______________</w:t>
-            </w:r>
-            <w:r>
-              <w:rPr>
-                <w:lang w:val="uk-UA"/>
-              </w:rPr>
-              <w:t>__</w:t>
+              <w:t>}}</w:t>
             </w:r>
           </w:p>
           <w:p>
@@ -2623,7 +2151,7 @@
 </file>
 
 <file path=word/endnotes.xml><?xml version="1.0" encoding="utf-8"?>
-<w:endnotes xmlns:wpc="http://schemas.microsoft.com/office/word/2010/wordprocessingCanvas" xmlns:cx="http://schemas.microsoft.com/office/drawing/2014/chartex" xmlns:cx1="http://schemas.microsoft.com/office/drawing/2015/9/8/chartex" xmlns:mc="http://schemas.openxmlformats.org/markup-compatibility/2006" xmlns:o="urn:schemas-microsoft-com:office:office" xmlns:r="http://schemas.openxmlformats.org/officeDocument/2006/relationships" xmlns:m="http://schemas.openxmlformats.org/officeDocument/2006/math" xmlns:v="urn:schemas-microsoft-com:vml" xmlns:wp14="http://schemas.microsoft.com/office/word/2010/wordprocessingDrawing" xmlns:wp="http://schemas.openxmlformats.org/drawingml/2006/wordprocessingDrawing" xmlns:w10="urn:schemas-microsoft-com:office:word" xmlns:w="http://schemas.openxmlformats.org/wordprocessingml/2006/main" xmlns:w14="http://schemas.microsoft.com/office/word/2010/wordml" xmlns:w15="http://schemas.microsoft.com/office/word/2012/wordml" xmlns:w16se="http://schemas.microsoft.com/office/word/2015/wordml/symex" xmlns:wpg="http://schemas.microsoft.com/office/word/2010/wordprocessingGroup" xmlns:wpi="http://schemas.microsoft.com/office/word/2010/wordprocessingInk" xmlns:wne="http://schemas.microsoft.com/office/word/2006/wordml" xmlns:wps="http://schemas.microsoft.com/office/word/2010/wordprocessingShape" mc:Ignorable="w14 w15 w16se wp14">
+<w:endnotes xmlns:wpc="http://schemas.microsoft.com/office/word/2010/wordprocessingCanvas" xmlns:cx="http://schemas.microsoft.com/office/drawing/2014/chartex" xmlns:cx1="http://schemas.microsoft.com/office/drawing/2015/9/8/chartex" xmlns:cx2="http://schemas.microsoft.com/office/drawing/2015/10/21/chartex" xmlns:cx3="http://schemas.microsoft.com/office/drawing/2016/5/9/chartex" xmlns:cx4="http://schemas.microsoft.com/office/drawing/2016/5/10/chartex" xmlns:cx5="http://schemas.microsoft.com/office/drawing/2016/5/11/chartex" xmlns:cx6="http://schemas.microsoft.com/office/drawing/2016/5/12/chartex" xmlns:cx7="http://schemas.microsoft.com/office/drawing/2016/5/13/chartex" xmlns:cx8="http://schemas.microsoft.com/office/drawing/2016/5/14/chartex" xmlns:mc="http://schemas.openxmlformats.org/markup-compatibility/2006" xmlns:aink="http://schemas.microsoft.com/office/drawing/2016/ink" xmlns:am3d="http://schemas.microsoft.com/office/drawing/2017/model3d" xmlns:o="urn:schemas-microsoft-com:office:office" xmlns:r="http://schemas.openxmlformats.org/officeDocument/2006/relationships" xmlns:m="http://schemas.openxmlformats.org/officeDocument/2006/math" xmlns:v="urn:schemas-microsoft-com:vml" xmlns:wp14="http://schemas.microsoft.com/office/word/2010/wordprocessingDrawing" xmlns:wp="http://schemas.openxmlformats.org/drawingml/2006/wordprocessingDrawing" xmlns:w10="urn:schemas-microsoft-com:office:word" xmlns:w="http://schemas.openxmlformats.org/wordprocessingml/2006/main" xmlns:w14="http://schemas.microsoft.com/office/word/2010/wordml" xmlns:w15="http://schemas.microsoft.com/office/word/2012/wordml" xmlns:w16cex="http://schemas.microsoft.com/office/word/2018/wordml/cex" xmlns:w16cid="http://schemas.microsoft.com/office/word/2016/wordml/cid" xmlns:w16="http://schemas.microsoft.com/office/word/2018/wordml" xmlns:w16sdtdh="http://schemas.microsoft.com/office/word/2020/wordml/sdtdatahash" xmlns:w16se="http://schemas.microsoft.com/office/word/2015/wordml/symex" xmlns:wpg="http://schemas.microsoft.com/office/word/2010/wordprocessingGroup" xmlns:wpi="http://schemas.microsoft.com/office/word/2010/wordprocessingInk" xmlns:wne="http://schemas.microsoft.com/office/word/2006/wordml" xmlns:wps="http://schemas.microsoft.com/office/word/2010/wordprocessingShape" mc:Ignorable="w14 w15 w16se w16cid w16 w16cex w16sdtdh wp14">
   <w:endnote w:type="separator" w:id="-1">
     <w:p>
       <w:r>
@@ -2642,7 +2170,7 @@
 </file>
 
 <file path=word/footer1.xml><?xml version="1.0" encoding="utf-8"?>
-<w:ftr xmlns:wpc="http://schemas.microsoft.com/office/word/2010/wordprocessingCanvas" xmlns:cx="http://schemas.microsoft.com/office/drawing/2014/chartex" xmlns:cx1="http://schemas.microsoft.com/office/drawing/2015/9/8/chartex" xmlns:mc="http://schemas.openxmlformats.org/markup-compatibility/2006" xmlns:o="urn:schemas-microsoft-com:office:office" xmlns:r="http://schemas.openxmlformats.org/officeDocument/2006/relationships" xmlns:m="http://schemas.openxmlformats.org/officeDocument/2006/math" xmlns:v="urn:schemas-microsoft-com:vml" xmlns:wp14="http://schemas.microsoft.com/office/word/2010/wordprocessingDrawing" xmlns:wp="http://schemas.openxmlformats.org/drawingml/2006/wordprocessingDrawing" xmlns:w10="urn:schemas-microsoft-com:office:word" xmlns:w="http://schemas.openxmlformats.org/wordprocessingml/2006/main" xmlns:w14="http://schemas.microsoft.com/office/word/2010/wordml" xmlns:w15="http://schemas.microsoft.com/office/word/2012/wordml" xmlns:w16se="http://schemas.microsoft.com/office/word/2015/wordml/symex" xmlns:wpg="http://schemas.microsoft.com/office/word/2010/wordprocessingGroup" xmlns:wpi="http://schemas.microsoft.com/office/word/2010/wordprocessingInk" xmlns:wne="http://schemas.microsoft.com/office/word/2006/wordml" xmlns:wps="http://schemas.microsoft.com/office/word/2010/wordprocessingShape" mc:Ignorable="w14 w15 w16se wp14">
+<w:ftr xmlns:wpc="http://schemas.microsoft.com/office/word/2010/wordprocessingCanvas" xmlns:cx="http://schemas.microsoft.com/office/drawing/2014/chartex" xmlns:cx1="http://schemas.microsoft.com/office/drawing/2015/9/8/chartex" xmlns:cx2="http://schemas.microsoft.com/office/drawing/2015/10/21/chartex" xmlns:cx3="http://schemas.microsoft.com/office/drawing/2016/5/9/chartex" xmlns:cx4="http://schemas.microsoft.com/office/drawing/2016/5/10/chartex" xmlns:cx5="http://schemas.microsoft.com/office/drawing/2016/5/11/chartex" xmlns:cx6="http://schemas.microsoft.com/office/drawing/2016/5/12/chartex" xmlns:cx7="http://schemas.microsoft.com/office/drawing/2016/5/13/chartex" xmlns:cx8="http://schemas.microsoft.com/office/drawing/2016/5/14/chartex" xmlns:mc="http://schemas.openxmlformats.org/markup-compatibility/2006" xmlns:aink="http://schemas.microsoft.com/office/drawing/2016/ink" xmlns:am3d="http://schemas.microsoft.com/office/drawing/2017/model3d" xmlns:o="urn:schemas-microsoft-com:office:office" xmlns:r="http://schemas.openxmlformats.org/officeDocument/2006/relationships" xmlns:m="http://schemas.openxmlformats.org/officeDocument/2006/math" xmlns:v="urn:schemas-microsoft-com:vml" xmlns:wp14="http://schemas.microsoft.com/office/word/2010/wordprocessingDrawing" xmlns:wp="http://schemas.openxmlformats.org/drawingml/2006/wordprocessingDrawing" xmlns:w10="urn:schemas-microsoft-com:office:word" xmlns:w="http://schemas.openxmlformats.org/wordprocessingml/2006/main" xmlns:w14="http://schemas.microsoft.com/office/word/2010/wordml" xmlns:w15="http://schemas.microsoft.com/office/word/2012/wordml" xmlns:w16cex="http://schemas.microsoft.com/office/word/2018/wordml/cex" xmlns:w16cid="http://schemas.microsoft.com/office/word/2016/wordml/cid" xmlns:w16="http://schemas.microsoft.com/office/word/2018/wordml" xmlns:w16sdtdh="http://schemas.microsoft.com/office/word/2020/wordml/sdtdatahash" xmlns:w16se="http://schemas.microsoft.com/office/word/2015/wordml/symex" xmlns:wpg="http://schemas.microsoft.com/office/word/2010/wordprocessingGroup" xmlns:wpi="http://schemas.microsoft.com/office/word/2010/wordprocessingInk" xmlns:wne="http://schemas.microsoft.com/office/word/2006/wordml" xmlns:wps="http://schemas.microsoft.com/office/word/2010/wordprocessingShape" mc:Ignorable="w14 w15 w16se w16cid w16 w16cex w16sdtdh wp14">
   <w:p>
     <w:pPr>
       <w:pStyle w:val="ab"/>
@@ -2654,7 +2182,7 @@
 </file>
 
 <file path=word/footnotes.xml><?xml version="1.0" encoding="utf-8"?>
-<w:footnotes xmlns:wpc="http://schemas.microsoft.com/office/word/2010/wordprocessingCanvas" xmlns:cx="http://schemas.microsoft.com/office/drawing/2014/chartex" xmlns:cx1="http://schemas.microsoft.com/office/drawing/2015/9/8/chartex" xmlns:mc="http://schemas.openxmlformats.org/markup-compatibility/2006" xmlns:o="urn:schemas-microsoft-com:office:office" xmlns:r="http://schemas.openxmlformats.org/officeDocument/2006/relationships" xmlns:m="http://schemas.openxmlformats.org/officeDocument/2006/math" xmlns:v="urn:schemas-microsoft-com:vml" xmlns:wp14="http://schemas.microsoft.com/office/word/2010/wordprocessingDrawing" xmlns:wp="http://schemas.openxmlformats.org/drawingml/2006/wordprocessingDrawing" xmlns:w10="urn:schemas-microsoft-com:office:word" xmlns:w="http://schemas.openxmlformats.org/wordprocessingml/2006/main" xmlns:w14="http://schemas.microsoft.com/office/word/2010/wordml" xmlns:w15="http://schemas.microsoft.com/office/word/2012/wordml" xmlns:w16se="http://schemas.microsoft.com/office/word/2015/wordml/symex" xmlns:wpg="http://schemas.microsoft.com/office/word/2010/wordprocessingGroup" xmlns:wpi="http://schemas.microsoft.com/office/word/2010/wordprocessingInk" xmlns:wne="http://schemas.microsoft.com/office/word/2006/wordml" xmlns:wps="http://schemas.microsoft.com/office/word/2010/wordprocessingShape" mc:Ignorable="w14 w15 w16se wp14">
+<w:footnotes xmlns:wpc="http://schemas.microsoft.com/office/word/2010/wordprocessingCanvas" xmlns:cx="http://schemas.microsoft.com/office/drawing/2014/chartex" xmlns:cx1="http://schemas.microsoft.com/office/drawing/2015/9/8/chartex" xmlns:cx2="http://schemas.microsoft.com/office/drawing/2015/10/21/chartex" xmlns:cx3="http://schemas.microsoft.com/office/drawing/2016/5/9/chartex" xmlns:cx4="http://schemas.microsoft.com/office/drawing/2016/5/10/chartex" xmlns:cx5="http://schemas.microsoft.com/office/drawing/2016/5/11/chartex" xmlns:cx6="http://schemas.microsoft.com/office/drawing/2016/5/12/chartex" xmlns:cx7="http://schemas.microsoft.com/office/drawing/2016/5/13/chartex" xmlns:cx8="http://schemas.microsoft.com/office/drawing/2016/5/14/chartex" xmlns:mc="http://schemas.openxmlformats.org/markup-compatibility/2006" xmlns:aink="http://schemas.microsoft.com/office/drawing/2016/ink" xmlns:am3d="http://schemas.microsoft.com/office/drawing/2017/model3d" xmlns:o="urn:schemas-microsoft-com:office:office" xmlns:r="http://schemas.openxmlformats.org/officeDocument/2006/relationships" xmlns:m="http://schemas.openxmlformats.org/officeDocument/2006/math" xmlns:v="urn:schemas-microsoft-com:vml" xmlns:wp14="http://schemas.microsoft.com/office/word/2010/wordprocessingDrawing" xmlns:wp="http://schemas.openxmlformats.org/drawingml/2006/wordprocessingDrawing" xmlns:w10="urn:schemas-microsoft-com:office:word" xmlns:w="http://schemas.openxmlformats.org/wordprocessingml/2006/main" xmlns:w14="http://schemas.microsoft.com/office/word/2010/wordml" xmlns:w15="http://schemas.microsoft.com/office/word/2012/wordml" xmlns:w16cex="http://schemas.microsoft.com/office/word/2018/wordml/cex" xmlns:w16cid="http://schemas.microsoft.com/office/word/2016/wordml/cid" xmlns:w16="http://schemas.microsoft.com/office/word/2018/wordml" xmlns:w16sdtdh="http://schemas.microsoft.com/office/word/2020/wordml/sdtdatahash" xmlns:w16se="http://schemas.microsoft.com/office/word/2015/wordml/symex" xmlns:wpg="http://schemas.microsoft.com/office/word/2010/wordprocessingGroup" xmlns:wpi="http://schemas.microsoft.com/office/word/2010/wordprocessingInk" xmlns:wne="http://schemas.microsoft.com/office/word/2006/wordml" xmlns:wps="http://schemas.microsoft.com/office/word/2010/wordprocessingShape" mc:Ignorable="w14 w15 w16se w16cid w16 w16cex w16sdtdh wp14">
   <w:footnote w:type="separator" w:id="-1">
     <w:p>
       <w:r>
@@ -2673,7 +2201,7 @@
 </file>
 
 <file path=word/header1.xml><?xml version="1.0" encoding="utf-8"?>
-<w:hdr xmlns:wpc="http://schemas.microsoft.com/office/word/2010/wordprocessingCanvas" xmlns:cx="http://schemas.microsoft.com/office/drawing/2014/chartex" xmlns:cx1="http://schemas.microsoft.com/office/drawing/2015/9/8/chartex" xmlns:mc="http://schemas.openxmlformats.org/markup-compatibility/2006" xmlns:o="urn:schemas-microsoft-com:office:office" xmlns:r="http://schemas.openxmlformats.org/officeDocument/2006/relationships" xmlns:m="http://schemas.openxmlformats.org/officeDocument/2006/math" xmlns:v="urn:schemas-microsoft-com:vml" xmlns:wp14="http://schemas.microsoft.com/office/word/2010/wordprocessingDrawing" xmlns:wp="http://schemas.openxmlformats.org/drawingml/2006/wordprocessingDrawing" xmlns:w10="urn:schemas-microsoft-com:office:word" xmlns:w="http://schemas.openxmlformats.org/wordprocessingml/2006/main" xmlns:w14="http://schemas.microsoft.com/office/word/2010/wordml" xmlns:w15="http://schemas.microsoft.com/office/word/2012/wordml" xmlns:w16se="http://schemas.microsoft.com/office/word/2015/wordml/symex" xmlns:wpg="http://schemas.microsoft.com/office/word/2010/wordprocessingGroup" xmlns:wpi="http://schemas.microsoft.com/office/word/2010/wordprocessingInk" xmlns:wne="http://schemas.microsoft.com/office/word/2006/wordml" xmlns:wps="http://schemas.microsoft.com/office/word/2010/wordprocessingShape" mc:Ignorable="w14 w15 w16se wp14">
+<w:hdr xmlns:wpc="http://schemas.microsoft.com/office/word/2010/wordprocessingCanvas" xmlns:cx="http://schemas.microsoft.com/office/drawing/2014/chartex" xmlns:cx1="http://schemas.microsoft.com/office/drawing/2015/9/8/chartex" xmlns:cx2="http://schemas.microsoft.com/office/drawing/2015/10/21/chartex" xmlns:cx3="http://schemas.microsoft.com/office/drawing/2016/5/9/chartex" xmlns:cx4="http://schemas.microsoft.com/office/drawing/2016/5/10/chartex" xmlns:cx5="http://schemas.microsoft.com/office/drawing/2016/5/11/chartex" xmlns:cx6="http://schemas.microsoft.com/office/drawing/2016/5/12/chartex" xmlns:cx7="http://schemas.microsoft.com/office/drawing/2016/5/13/chartex" xmlns:cx8="http://schemas.microsoft.com/office/drawing/2016/5/14/chartex" xmlns:mc="http://schemas.openxmlformats.org/markup-compatibility/2006" xmlns:aink="http://schemas.microsoft.com/office/drawing/2016/ink" xmlns:am3d="http://schemas.microsoft.com/office/drawing/2017/model3d" xmlns:o="urn:schemas-microsoft-com:office:office" xmlns:r="http://schemas.openxmlformats.org/officeDocument/2006/relationships" xmlns:m="http://schemas.openxmlformats.org/officeDocument/2006/math" xmlns:v="urn:schemas-microsoft-com:vml" xmlns:wp14="http://schemas.microsoft.com/office/word/2010/wordprocessingDrawing" xmlns:wp="http://schemas.openxmlformats.org/drawingml/2006/wordprocessingDrawing" xmlns:w10="urn:schemas-microsoft-com:office:word" xmlns:w="http://schemas.openxmlformats.org/wordprocessingml/2006/main" xmlns:w14="http://schemas.microsoft.com/office/word/2010/wordml" xmlns:w15="http://schemas.microsoft.com/office/word/2012/wordml" xmlns:w16cex="http://schemas.microsoft.com/office/word/2018/wordml/cex" xmlns:w16cid="http://schemas.microsoft.com/office/word/2016/wordml/cid" xmlns:w16="http://schemas.microsoft.com/office/word/2018/wordml" xmlns:w16sdtdh="http://schemas.microsoft.com/office/word/2020/wordml/sdtdatahash" xmlns:w16se="http://schemas.microsoft.com/office/word/2015/wordml/symex" xmlns:wpg="http://schemas.microsoft.com/office/word/2010/wordprocessingGroup" xmlns:wpi="http://schemas.microsoft.com/office/word/2010/wordprocessingInk" xmlns:wne="http://schemas.microsoft.com/office/word/2006/wordml" xmlns:wps="http://schemas.microsoft.com/office/word/2010/wordprocessingShape" mc:Ignorable="w14 w15 w16se w16cid w16 w16cex w16sdtdh wp14">
   <w:sdt>
     <w:sdtPr>
       <w:id w:val="-1127167104"/>
@@ -2719,7 +2247,7 @@
 </file>
 
 <file path=word/numbering.xml><?xml version="1.0" encoding="utf-8"?>
-<w:numbering xmlns:wpc="http://schemas.microsoft.com/office/word/2010/wordprocessingCanvas" xmlns:cx="http://schemas.microsoft.com/office/drawing/2014/chartex" xmlns:cx1="http://schemas.microsoft.com/office/drawing/2015/9/8/chartex" xmlns:mc="http://schemas.openxmlformats.org/markup-compatibility/2006" xmlns:o="urn:schemas-microsoft-com:office:office" xmlns:r="http://schemas.openxmlformats.org/officeDocument/2006/relationships" xmlns:m="http://schemas.openxmlformats.org/officeDocument/2006/math" xmlns:v="urn:schemas-microsoft-com:vml" xmlns:wp14="http://schemas.microsoft.com/office/word/2010/wordprocessingDrawing" xmlns:wp="http://schemas.openxmlformats.org/drawingml/2006/wordprocessingDrawing" xmlns:w10="urn:schemas-microsoft-com:office:word" xmlns:w="http://schemas.openxmlformats.org/wordprocessingml/2006/main" xmlns:w14="http://schemas.microsoft.com/office/word/2010/wordml" xmlns:w15="http://schemas.microsoft.com/office/word/2012/wordml" xmlns:w16se="http://schemas.microsoft.com/office/word/2015/wordml/symex" xmlns:wpg="http://schemas.microsoft.com/office/word/2010/wordprocessingGroup" xmlns:wpi="http://schemas.microsoft.com/office/word/2010/wordprocessingInk" xmlns:wne="http://schemas.microsoft.com/office/word/2006/wordml" xmlns:wps="http://schemas.microsoft.com/office/word/2010/wordprocessingShape" mc:Ignorable="w14 w15 w16se wp14">
+<w:numbering xmlns:wpc="http://schemas.microsoft.com/office/word/2010/wordprocessingCanvas" xmlns:cx="http://schemas.microsoft.com/office/drawing/2014/chartex" xmlns:cx1="http://schemas.microsoft.com/office/drawing/2015/9/8/chartex" xmlns:cx2="http://schemas.microsoft.com/office/drawing/2015/10/21/chartex" xmlns:cx3="http://schemas.microsoft.com/office/drawing/2016/5/9/chartex" xmlns:cx4="http://schemas.microsoft.com/office/drawing/2016/5/10/chartex" xmlns:cx5="http://schemas.microsoft.com/office/drawing/2016/5/11/chartex" xmlns:cx6="http://schemas.microsoft.com/office/drawing/2016/5/12/chartex" xmlns:cx7="http://schemas.microsoft.com/office/drawing/2016/5/13/chartex" xmlns:cx8="http://schemas.microsoft.com/office/drawing/2016/5/14/chartex" xmlns:mc="http://schemas.openxmlformats.org/markup-compatibility/2006" xmlns:aink="http://schemas.microsoft.com/office/drawing/2016/ink" xmlns:am3d="http://schemas.microsoft.com/office/drawing/2017/model3d" xmlns:o="urn:schemas-microsoft-com:office:office" xmlns:r="http://schemas.openxmlformats.org/officeDocument/2006/relationships" xmlns:m="http://schemas.openxmlformats.org/officeDocument/2006/math" xmlns:v="urn:schemas-microsoft-com:vml" xmlns:wp14="http://schemas.microsoft.com/office/word/2010/wordprocessingDrawing" xmlns:wp="http://schemas.openxmlformats.org/drawingml/2006/wordprocessingDrawing" xmlns:w10="urn:schemas-microsoft-com:office:word" xmlns:w="http://schemas.openxmlformats.org/wordprocessingml/2006/main" xmlns:w14="http://schemas.microsoft.com/office/word/2010/wordml" xmlns:w15="http://schemas.microsoft.com/office/word/2012/wordml" xmlns:w16cex="http://schemas.microsoft.com/office/word/2018/wordml/cex" xmlns:w16cid="http://schemas.microsoft.com/office/word/2016/wordml/cid" xmlns:w16="http://schemas.microsoft.com/office/word/2018/wordml" xmlns:w16sdtdh="http://schemas.microsoft.com/office/word/2020/wordml/sdtdatahash" xmlns:w16se="http://schemas.microsoft.com/office/word/2015/wordml/symex" xmlns:wpg="http://schemas.microsoft.com/office/word/2010/wordprocessingGroup" xmlns:wpi="http://schemas.microsoft.com/office/word/2010/wordprocessingInk" xmlns:wne="http://schemas.microsoft.com/office/word/2006/wordml" xmlns:wps="http://schemas.microsoft.com/office/word/2010/wordprocessingShape" mc:Ignorable="w14 w15 w16se w16cid w16 w16cex w16sdtdh wp14">
   <w:abstractNum w:abstractNumId="0" w15:restartNumberingAfterBreak="0">
     <w:nsid w:val="006C5DF8"/>
     <w:multiLevelType w:val="singleLevel"/>
@@ -7174,7 +6702,7 @@
 </file>
 
 <file path=word/styles.xml><?xml version="1.0" encoding="utf-8"?>
-<w:styles xmlns:mc="http://schemas.openxmlformats.org/markup-compatibility/2006" xmlns:r="http://schemas.openxmlformats.org/officeDocument/2006/relationships" xmlns:w="http://schemas.openxmlformats.org/wordprocessingml/2006/main" xmlns:w14="http://schemas.microsoft.com/office/word/2010/wordml" xmlns:w15="http://schemas.microsoft.com/office/word/2012/wordml" xmlns:w16se="http://schemas.microsoft.com/office/word/2015/wordml/symex" mc:Ignorable="w14 w15 w16se">
+<w:styles xmlns:mc="http://schemas.openxmlformats.org/markup-compatibility/2006" xmlns:r="http://schemas.openxmlformats.org/officeDocument/2006/relationships" xmlns:w="http://schemas.openxmlformats.org/wordprocessingml/2006/main" xmlns:w14="http://schemas.microsoft.com/office/word/2010/wordml" xmlns:w15="http://schemas.microsoft.com/office/word/2012/wordml" xmlns:w16cex="http://schemas.microsoft.com/office/word/2018/wordml/cex" xmlns:w16cid="http://schemas.microsoft.com/office/word/2016/wordml/cid" xmlns:w16="http://schemas.microsoft.com/office/word/2018/wordml" xmlns:w16sdtdh="http://schemas.microsoft.com/office/word/2020/wordml/sdtdatahash" xmlns:w16se="http://schemas.microsoft.com/office/word/2015/wordml/symex" mc:Ignorable="w14 w15 w16se w16cid w16 w16cex w16sdtdh">
   <w:docDefaults>
     <w:rPrDefault>
       <w:rPr>
@@ -7184,7 +6712,7 @@
     </w:rPrDefault>
     <w:pPrDefault/>
   </w:docDefaults>
-  <w:latentStyles w:defLockedState="0" w:defUIPriority="99" w:defSemiHidden="0" w:defUnhideWhenUsed="0" w:defQFormat="0" w:count="371">
+  <w:latentStyles w:defLockedState="0" w:defUIPriority="99" w:defSemiHidden="0" w:defUnhideWhenUsed="0" w:defQFormat="0" w:count="376">
     <w:lsdException w:name="Normal" w:uiPriority="0" w:qFormat="1"/>
     <w:lsdException w:name="heading 1" w:uiPriority="9" w:qFormat="1"/>
     <w:lsdException w:name="heading 2" w:uiPriority="9" w:qFormat="1"/>
@@ -7290,7 +6818,6 @@
     <w:lsdException w:name="HTML Sample" w:semiHidden="1" w:unhideWhenUsed="1"/>
     <w:lsdException w:name="HTML Typewriter" w:semiHidden="1" w:unhideWhenUsed="1"/>
     <w:lsdException w:name="HTML Variable" w:semiHidden="1" w:unhideWhenUsed="1"/>
-    <w:lsdException w:name="Normal Table" w:semiHidden="1" w:unhideWhenUsed="1"/>
     <w:lsdException w:name="annotation subject" w:semiHidden="1" w:unhideWhenUsed="1"/>
     <w:lsdException w:name="No List" w:semiHidden="1" w:unhideWhenUsed="1"/>
     <w:lsdException w:name="Outline List 1" w:semiHidden="1" w:unhideWhenUsed="1"/>
@@ -7333,11 +6860,8 @@
     <w:lsdException w:name="Table Contemporary" w:semiHidden="1" w:unhideWhenUsed="1"/>
     <w:lsdException w:name="Table Elegant" w:semiHidden="1" w:unhideWhenUsed="1"/>
     <w:lsdException w:name="Table Professional" w:semiHidden="1" w:unhideWhenUsed="1"/>
-    <w:lsdException w:name="Table Subtle 1" w:semiHidden="1" w:unhideWhenUsed="1"/>
     <w:lsdException w:name="Table Subtle 2" w:semiHidden="1" w:unhideWhenUsed="1"/>
     <w:lsdException w:name="Table Web 1" w:semiHidden="1" w:unhideWhenUsed="1"/>
-    <w:lsdException w:name="Table Web 2" w:semiHidden="1" w:unhideWhenUsed="1"/>
-    <w:lsdException w:name="Table Web 3" w:semiHidden="1" w:unhideWhenUsed="1"/>
     <w:lsdException w:name="Balloon Text" w:semiHidden="1" w:unhideWhenUsed="1"/>
     <w:lsdException w:name="Table Grid" w:uiPriority="39"/>
     <w:lsdException w:name="Table Theme" w:semiHidden="1" w:unhideWhenUsed="1"/>
@@ -7556,6 +7080,11 @@
     <w:lsdException w:name="List Table 5 Dark Accent 6" w:uiPriority="50"/>
     <w:lsdException w:name="List Table 6 Colorful Accent 6" w:uiPriority="51"/>
     <w:lsdException w:name="List Table 7 Colorful Accent 6" w:uiPriority="52"/>
+    <w:lsdException w:name="Mention" w:semiHidden="1" w:unhideWhenUsed="1"/>
+    <w:lsdException w:name="Smart Hyperlink" w:semiHidden="1" w:unhideWhenUsed="1"/>
+    <w:lsdException w:name="Hashtag" w:semiHidden="1" w:unhideWhenUsed="1"/>
+    <w:lsdException w:name="Unresolved Mention" w:semiHidden="1" w:unhideWhenUsed="1"/>
+    <w:lsdException w:name="Smart Link" w:semiHidden="1" w:unhideWhenUsed="1"/>
   </w:latentStyles>
   <w:style w:type="paragraph" w:default="1" w:styleId="a0">
     <w:name w:val="Normal"/>

--- a/client/public/documents/dodatok-4-opytuvalnyi-lyst.docx
+++ b/client/public/documents/dodatok-4-opytuvalnyi-lyst.docx
@@ -1,6 +1,6 @@
 
 <file path=word/document.xml><?xml version="1.0" encoding="utf-8"?>
-<w:document xmlns:wpc="http://schemas.microsoft.com/office/word/2010/wordprocessingCanvas" xmlns:cx="http://schemas.microsoft.com/office/drawing/2014/chartex" xmlns:cx1="http://schemas.microsoft.com/office/drawing/2015/9/8/chartex" xmlns:cx2="http://schemas.microsoft.com/office/drawing/2015/10/21/chartex" xmlns:cx3="http://schemas.microsoft.com/office/drawing/2016/5/9/chartex" xmlns:cx4="http://schemas.microsoft.com/office/drawing/2016/5/10/chartex" xmlns:cx5="http://schemas.microsoft.com/office/drawing/2016/5/11/chartex" xmlns:cx6="http://schemas.microsoft.com/office/drawing/2016/5/12/chartex" xmlns:cx7="http://schemas.microsoft.com/office/drawing/2016/5/13/chartex" xmlns:cx8="http://schemas.microsoft.com/office/drawing/2016/5/14/chartex" xmlns:mc="http://schemas.openxmlformats.org/markup-compatibility/2006" xmlns:aink="http://schemas.microsoft.com/office/drawing/2016/ink" xmlns:am3d="http://schemas.microsoft.com/office/drawing/2017/model3d" xmlns:o="urn:schemas-microsoft-com:office:office" xmlns:r="http://schemas.openxmlformats.org/officeDocument/2006/relationships" xmlns:m="http://schemas.openxmlformats.org/officeDocument/2006/math" xmlns:v="urn:schemas-microsoft-com:vml" xmlns:wp14="http://schemas.microsoft.com/office/word/2010/wordprocessingDrawing" xmlns:wp="http://schemas.openxmlformats.org/drawingml/2006/wordprocessingDrawing" xmlns:w10="urn:schemas-microsoft-com:office:word" xmlns:w="http://schemas.openxmlformats.org/wordprocessingml/2006/main" xmlns:w14="http://schemas.microsoft.com/office/word/2010/wordml" xmlns:w15="http://schemas.microsoft.com/office/word/2012/wordml" xmlns:w16cex="http://schemas.microsoft.com/office/word/2018/wordml/cex" xmlns:w16cid="http://schemas.microsoft.com/office/word/2016/wordml/cid" xmlns:w16="http://schemas.microsoft.com/office/word/2018/wordml" xmlns:w16sdtdh="http://schemas.microsoft.com/office/word/2020/wordml/sdtdatahash" xmlns:w16se="http://schemas.microsoft.com/office/word/2015/wordml/symex" xmlns:wpg="http://schemas.microsoft.com/office/word/2010/wordprocessingGroup" xmlns:wpi="http://schemas.microsoft.com/office/word/2010/wordprocessingInk" xmlns:wne="http://schemas.microsoft.com/office/word/2006/wordml" xmlns:wps="http://schemas.microsoft.com/office/word/2010/wordprocessingShape" mc:Ignorable="w14 w15 w16se w16cid w16 w16cex w16sdtdh wp14">
+<w:document xmlns:wpc="http://schemas.microsoft.com/office/word/2010/wordprocessingCanvas" xmlns:cx="http://schemas.microsoft.com/office/drawing/2014/chartex" xmlns:cx1="http://schemas.microsoft.com/office/drawing/2015/9/8/chartex" xmlns:mc="http://schemas.openxmlformats.org/markup-compatibility/2006" xmlns:o="urn:schemas-microsoft-com:office:office" xmlns:r="http://schemas.openxmlformats.org/officeDocument/2006/relationships" xmlns:m="http://schemas.openxmlformats.org/officeDocument/2006/math" xmlns:v="urn:schemas-microsoft-com:vml" xmlns:wp14="http://schemas.microsoft.com/office/word/2010/wordprocessingDrawing" xmlns:wp="http://schemas.openxmlformats.org/drawingml/2006/wordprocessingDrawing" xmlns:w10="urn:schemas-microsoft-com:office:word" xmlns:w="http://schemas.openxmlformats.org/wordprocessingml/2006/main" xmlns:w14="http://schemas.microsoft.com/office/word/2010/wordml" xmlns:w15="http://schemas.microsoft.com/office/word/2012/wordml" xmlns:w16se="http://schemas.microsoft.com/office/word/2015/wordml/symex" xmlns:wpg="http://schemas.microsoft.com/office/word/2010/wordprocessingGroup" xmlns:wpi="http://schemas.microsoft.com/office/word/2010/wordprocessingInk" xmlns:wne="http://schemas.microsoft.com/office/word/2006/wordml" xmlns:wps="http://schemas.microsoft.com/office/word/2010/wordprocessingShape" mc:Ignorable="w14 w15 w16se wp14">
   <w:body>
     <w:p>
       <w:pPr>
@@ -16,6 +16,8 @@
           <w:szCs w:val="24"/>
         </w:rPr>
       </w:pPr>
+      <w:bookmarkStart w:id="0" w:name="_GoBack"/>
+      <w:bookmarkEnd w:id="0"/>
       <w:r>
         <w:rPr>
           <w:sz w:val="24"/>
@@ -232,7 +234,78 @@
         </w:rPr>
       </w:pPr>
       <w:r>
-        <w:t>Найменування, адреса, адмінрайон, електронна адреса, телефон замовника {{customerSummary}}</w:t>
+        <w:rPr>
+          <w:lang w:val="uk-UA"/>
+        </w:rPr>
+        <w:t xml:space="preserve">Найменування, </w:t>
+      </w:r>
+      <w:r>
+        <w:rPr>
+          <w:lang w:val="uk-UA"/>
+        </w:rPr>
+        <w:t xml:space="preserve">адреса, </w:t>
+      </w:r>
+      <w:proofErr w:type="spellStart"/>
+      <w:r>
+        <w:rPr>
+          <w:lang w:val="uk-UA"/>
+        </w:rPr>
+        <w:t>адмінрайон</w:t>
+      </w:r>
+      <w:proofErr w:type="spellEnd"/>
+      <w:r>
+        <w:rPr>
+          <w:lang w:val="uk-UA"/>
+        </w:rPr>
+        <w:t>,</w:t>
+      </w:r>
+      <w:r>
+        <w:rPr>
+          <w:lang w:val="uk-UA"/>
+        </w:rPr>
+        <w:t xml:space="preserve"> електрон</w:t>
+      </w:r>
+      <w:r>
+        <w:rPr>
+          <w:lang w:val="uk-UA"/>
+        </w:rPr>
+        <w:t>н</w:t>
+      </w:r>
+      <w:r>
+        <w:rPr>
+          <w:lang w:val="uk-UA"/>
+        </w:rPr>
+        <w:t>а адреса,</w:t>
+      </w:r>
+      <w:r>
+        <w:rPr>
+          <w:lang w:val="uk-UA"/>
+        </w:rPr>
+        <w:t xml:space="preserve"> телефон замовника</w:t>
+      </w:r>
+      <w:r>
+        <w:rPr>
+          <w:lang w:val="uk-UA"/>
+        </w:rPr>
+        <w:t xml:space="preserve"> _________</w:t>
+      </w:r>
+      <w:r>
+        <w:rPr>
+          <w:lang w:val="uk-UA"/>
+        </w:rPr>
+        <w:t>_______</w:t>
+      </w:r>
+      <w:r>
+        <w:rPr>
+          <w:lang w:val="uk-UA"/>
+        </w:rPr>
+        <w:t>__</w:t>
+      </w:r>
+      <w:r>
+        <w:rPr>
+          <w:lang w:val="uk-UA"/>
+        </w:rPr>
+        <w:t>_</w:t>
       </w:r>
     </w:p>
     <w:p>
@@ -310,44 +383,55 @@
         <w:rPr>
           <w:lang w:val="uk-UA"/>
         </w:rPr>
-        <w:t xml:space="preserve">Найменування, адреса, електронна адреса, телефон </w:t>
-      </w:r>
-      <w:proofErr w:type="spellStart"/>
-      <w:r>
-        <w:rPr>
-          <w:lang w:val="uk-UA"/>
-        </w:rPr>
-        <w:t>проєктної</w:t>
-      </w:r>
-      <w:proofErr w:type="spellEnd"/>
-      <w:r>
-        <w:rPr>
-          <w:lang w:val="uk-UA"/>
-        </w:rPr>
-        <w:t xml:space="preserve"> організації</w:t>
-      </w:r>
-      <w:r>
-        <w:rPr>
-          <w:lang w:val="uk-UA"/>
-        </w:rPr>
-        <w:t xml:space="preserve"> </w:t>
-      </w:r>
-      <w:r>
-        <w:rPr>
-          <w:lang w:val="uk-UA"/>
-        </w:rPr>
-        <w:t>{{</w:t>
-      </w:r>
-      <w:proofErr w:type="spellStart"/>
-      <w:r>
-        <w:t>designOrgSummary</w:t>
-      </w:r>
-      <w:proofErr w:type="spellEnd"/>
-      <w:r>
-        <w:rPr>
-          <w:lang w:val="uk-UA"/>
-        </w:rPr>
-        <w:t>}}</w:t>
+        <w:t xml:space="preserve">Найменування, адреса, </w:t>
+      </w:r>
+      <w:r>
+        <w:rPr>
+          <w:lang w:val="uk-UA"/>
+        </w:rPr>
+        <w:t>електрон</w:t>
+      </w:r>
+      <w:r>
+        <w:rPr>
+          <w:lang w:val="uk-UA"/>
+        </w:rPr>
+        <w:t>н</w:t>
+      </w:r>
+      <w:r>
+        <w:rPr>
+          <w:lang w:val="uk-UA"/>
+        </w:rPr>
+        <w:t xml:space="preserve">а адреса, </w:t>
+      </w:r>
+      <w:r>
+        <w:rPr>
+          <w:lang w:val="uk-UA"/>
+        </w:rPr>
+        <w:t>телефон про</w:t>
+      </w:r>
+      <w:r>
+        <w:rPr>
+          <w:lang w:val="uk-UA"/>
+        </w:rPr>
+        <w:t>є</w:t>
+      </w:r>
+      <w:r>
+        <w:rPr>
+          <w:lang w:val="uk-UA"/>
+        </w:rPr>
+        <w:t>ктної організації</w:t>
+      </w:r>
+      <w:r>
+        <w:rPr>
+          <w:lang w:val="uk-UA"/>
+        </w:rPr>
+        <w:t>____</w:t>
+      </w:r>
+      <w:r>
+        <w:rPr>
+          <w:lang w:val="uk-UA"/>
+        </w:rPr>
+        <w:t>_________________</w:t>
       </w:r>
     </w:p>
     <w:p>
@@ -369,18 +453,13 @@
         <w:rPr>
           <w:lang w:val="uk-UA"/>
         </w:rPr>
-        <w:t>Планується будівництво (реконструкція) об’єкта {{</w:t>
-      </w:r>
-      <w:proofErr w:type="spellStart"/>
-      <w:r>
-        <w:t>constructionObjectSummary</w:t>
-      </w:r>
-      <w:proofErr w:type="spellEnd"/>
-      <w:r>
-        <w:rPr>
-          <w:lang w:val="uk-UA"/>
-        </w:rPr>
-        <w:t>}}</w:t>
+        <w:t xml:space="preserve">Планується будівництво (реконструкція) об’єкта </w:t>
+      </w:r>
+      <w:r>
+        <w:rPr>
+          <w:lang w:val="uk-UA"/>
+        </w:rPr>
+        <w:t>_________________________________________</w:t>
       </w:r>
     </w:p>
     <w:p>
@@ -439,32 +518,33 @@
         <w:rPr>
           <w:lang w:val="uk-UA"/>
         </w:rPr>
-        <w:t xml:space="preserve">Рік початку будівництва (реконструкції) </w:t>
+        <w:t>Рік початку будівництва (реконструкції) об</w:t>
+      </w:r>
+      <w:r>
+        <w:rPr>
+          <w:lang w:val="uk-UA"/>
+        </w:rPr>
+        <w:sym w:font="Symbol" w:char="F0A2"/>
       </w:r>
       <w:proofErr w:type="spellStart"/>
       <w:r>
         <w:rPr>
           <w:lang w:val="uk-UA"/>
         </w:rPr>
-        <w:t>обєкта</w:t>
+        <w:t>єкта</w:t>
       </w:r>
       <w:proofErr w:type="spellEnd"/>
       <w:r>
         <w:rPr>
           <w:lang w:val="uk-UA"/>
         </w:rPr>
-        <w:t xml:space="preserve"> {{</w:t>
-      </w:r>
-      <w:proofErr w:type="spellStart"/>
-      <w:r>
-        <w:t>constructionStartYear</w:t>
-      </w:r>
-      <w:proofErr w:type="spellEnd"/>
-      <w:r>
-        <w:rPr>
-          <w:lang w:val="uk-UA"/>
-        </w:rPr>
-        <w:t>}}</w:t>
+        <w:t xml:space="preserve"> </w:t>
+      </w:r>
+      <w:r>
+        <w:rPr>
+          <w:lang w:val="uk-UA"/>
+        </w:rPr>
+        <w:t>__________________________________________</w:t>
       </w:r>
     </w:p>
     <w:p>
@@ -486,32 +566,33 @@
         <w:rPr>
           <w:lang w:val="uk-UA"/>
         </w:rPr>
-        <w:t xml:space="preserve">Рік введення в експлуатацію </w:t>
+        <w:t>Рік введення в експлуатацію об</w:t>
+      </w:r>
+      <w:r>
+        <w:rPr>
+          <w:lang w:val="uk-UA"/>
+        </w:rPr>
+        <w:sym w:font="Symbol" w:char="F0A2"/>
       </w:r>
       <w:proofErr w:type="spellStart"/>
       <w:r>
         <w:rPr>
           <w:lang w:val="uk-UA"/>
         </w:rPr>
-        <w:t>обєкта</w:t>
+        <w:t>єкта</w:t>
       </w:r>
       <w:proofErr w:type="spellEnd"/>
       <w:r>
         <w:rPr>
           <w:lang w:val="uk-UA"/>
         </w:rPr>
-        <w:t xml:space="preserve"> {{</w:t>
-      </w:r>
-      <w:proofErr w:type="spellStart"/>
-      <w:r>
-        <w:t>commissioningYear</w:t>
-      </w:r>
-      <w:proofErr w:type="spellEnd"/>
-      <w:r>
-        <w:rPr>
-          <w:lang w:val="uk-UA"/>
-        </w:rPr>
-        <w:t>}}</w:t>
+        <w:t xml:space="preserve"> </w:t>
+      </w:r>
+      <w:r>
+        <w:rPr>
+          <w:lang w:val="uk-UA"/>
+        </w:rPr>
+        <w:t>____________________________________________________</w:t>
       </w:r>
     </w:p>
     <w:p>
@@ -530,7 +611,50 @@
         </w:rPr>
       </w:pPr>
       <w:r>
-        <w:t>Дозволене теплове навантаження (за договором) {{permittedHeatLoad}} Гкал/год (МВт)</w:t>
+        <w:rPr>
+          <w:lang w:val="uk-UA"/>
+        </w:rPr>
+        <w:t xml:space="preserve">Дозволене теплове навантаження (за договором) </w:t>
+      </w:r>
+      <w:r>
+        <w:rPr>
+          <w:lang w:val="uk-UA"/>
+        </w:rPr>
+        <w:t>_______________________</w:t>
+      </w:r>
+      <w:r>
+        <w:rPr>
+          <w:lang w:val="uk-UA"/>
+        </w:rPr>
+        <w:t xml:space="preserve"> </w:t>
+      </w:r>
+      <w:proofErr w:type="spellStart"/>
+      <w:r>
+        <w:rPr>
+          <w:lang w:val="uk-UA"/>
+        </w:rPr>
+        <w:t>Гкал</w:t>
+      </w:r>
+      <w:proofErr w:type="spellEnd"/>
+      <w:r>
+        <w:rPr>
+          <w:lang w:val="uk-UA"/>
+        </w:rPr>
+        <w:t>/год (</w:t>
+      </w:r>
+      <w:proofErr w:type="spellStart"/>
+      <w:r>
+        <w:rPr>
+          <w:lang w:val="uk-UA"/>
+        </w:rPr>
+        <w:t>МВт</w:t>
+      </w:r>
+      <w:proofErr w:type="spellEnd"/>
+      <w:r>
+        <w:rPr>
+          <w:lang w:val="uk-UA"/>
+        </w:rPr>
+        <w:t>)</w:t>
       </w:r>
     </w:p>
     <w:p>
@@ -550,20 +674,23 @@
       </w:pPr>
       <w:r>
         <w:rPr>
-          <w:lang w:val="uk-UA"/>
-        </w:rPr>
-        <w:t>Договір про користування тепловою енергією № {{</w:t>
-      </w:r>
-      <w:proofErr w:type="spellStart"/>
-      <w:r>
-        <w:t>heatSupplyContractNumber</w:t>
-      </w:r>
-      <w:proofErr w:type="spellEnd"/>
-      <w:r>
-        <w:rPr>
-          <w:lang w:val="uk-UA"/>
-        </w:rPr>
-        <w:t>}}</w:t>
+          <w:b/>
+          <w:bCs/>
+          <w:lang w:val="uk-UA"/>
+        </w:rPr>
+        <w:t>Договір</w:t>
+      </w:r>
+      <w:r>
+        <w:rPr>
+          <w:lang w:val="uk-UA"/>
+        </w:rPr>
+        <w:t xml:space="preserve"> про користування тепловою енергією № _____________________</w:t>
+      </w:r>
+      <w:r>
+        <w:rPr>
+          <w:lang w:val="uk-UA"/>
+        </w:rPr>
+        <w:t>____________</w:t>
       </w:r>
     </w:p>
     <w:p>
@@ -579,7 +706,18 @@
         </w:rPr>
       </w:pPr>
       <w:r>
-        <w:t>Особовий рахунок № {{personalAccountNumber}}</w:t>
+        <w:rPr>
+          <w:b/>
+          <w:bCs/>
+          <w:lang w:val="uk-UA"/>
+        </w:rPr>
+        <w:t>Особовий рахунок</w:t>
+      </w:r>
+      <w:r>
+        <w:rPr>
+          <w:lang w:val="uk-UA"/>
+        </w:rPr>
+        <w:t xml:space="preserve"> № ________________________________________________________</w:t>
       </w:r>
     </w:p>
     <w:p>
@@ -601,32 +739,47 @@
         <w:rPr>
           <w:lang w:val="uk-UA"/>
         </w:rPr>
-        <w:t>Додаткове теплове навантаження об’єкта {{</w:t>
+        <w:t>Додаткове теплове навантаження об’єкта __</w:t>
+      </w:r>
+      <w:r>
+        <w:rPr>
+          <w:lang w:val="uk-UA"/>
+        </w:rPr>
+        <w:t>___________________________</w:t>
+      </w:r>
+      <w:r>
+        <w:rPr>
+          <w:lang w:val="uk-UA"/>
+        </w:rPr>
+        <w:t xml:space="preserve"> </w:t>
       </w:r>
       <w:proofErr w:type="spellStart"/>
       <w:r>
-        <w:t>additionalHeatLoad</w:t>
+        <w:rPr>
+          <w:lang w:val="uk-UA"/>
+        </w:rPr>
+        <w:t>Гкал</w:t>
       </w:r>
       <w:proofErr w:type="spellEnd"/>
       <w:r>
         <w:rPr>
           <w:lang w:val="uk-UA"/>
         </w:rPr>
-        <w:t xml:space="preserve">}} </w:t>
+        <w:t>/год (</w:t>
       </w:r>
       <w:proofErr w:type="spellStart"/>
       <w:r>
         <w:rPr>
           <w:lang w:val="uk-UA"/>
         </w:rPr>
-        <w:t>Гкал</w:t>
+        <w:t>МВт</w:t>
       </w:r>
       <w:proofErr w:type="spellEnd"/>
       <w:r>
         <w:rPr>
           <w:lang w:val="uk-UA"/>
         </w:rPr>
-        <w:t>/год (МВт)</w:t>
+        <w:t>)</w:t>
       </w:r>
     </w:p>
     <w:p>
@@ -648,32 +801,47 @@
         <w:rPr>
           <w:lang w:val="uk-UA"/>
         </w:rPr>
-        <w:t>Загальне теплове навантаження об’єкта {{</w:t>
+        <w:t xml:space="preserve">Загальне теплове навантаження об’єкта </w:t>
+      </w:r>
+      <w:r>
+        <w:rPr>
+          <w:lang w:val="uk-UA"/>
+        </w:rPr>
+        <w:t>______________________________</w:t>
+      </w:r>
+      <w:r>
+        <w:rPr>
+          <w:lang w:val="uk-UA"/>
+        </w:rPr>
+        <w:t xml:space="preserve"> </w:t>
       </w:r>
       <w:proofErr w:type="spellStart"/>
       <w:r>
-        <w:t>totalHeatLoad</w:t>
+        <w:rPr>
+          <w:lang w:val="uk-UA"/>
+        </w:rPr>
+        <w:t>Гкал</w:t>
       </w:r>
       <w:proofErr w:type="spellEnd"/>
       <w:r>
         <w:rPr>
           <w:lang w:val="uk-UA"/>
         </w:rPr>
-        <w:t xml:space="preserve">}} </w:t>
+        <w:t>/год (</w:t>
       </w:r>
       <w:proofErr w:type="spellStart"/>
       <w:r>
         <w:rPr>
           <w:lang w:val="uk-UA"/>
         </w:rPr>
-        <w:t>Гкал</w:t>
+        <w:t>МВт</w:t>
       </w:r>
       <w:proofErr w:type="spellEnd"/>
       <w:r>
         <w:rPr>
           <w:lang w:val="uk-UA"/>
         </w:rPr>
-        <w:t>/год (МВт)</w:t>
+        <w:t>)</w:t>
       </w:r>
     </w:p>
     <w:p>
@@ -712,32 +880,47 @@
         <w:rPr>
           <w:lang w:val="uk-UA"/>
         </w:rPr>
-        <w:t>опалення {{</w:t>
+        <w:t xml:space="preserve">опалення </w:t>
+      </w:r>
+      <w:r>
+        <w:rPr>
+          <w:lang w:val="uk-UA"/>
+        </w:rPr>
+        <w:t>______________________________________________________</w:t>
+      </w:r>
+      <w:r>
+        <w:rPr>
+          <w:lang w:val="uk-UA"/>
+        </w:rPr>
+        <w:t xml:space="preserve"> </w:t>
       </w:r>
       <w:proofErr w:type="spellStart"/>
       <w:r>
-        <w:t>heatingLoad</w:t>
+        <w:rPr>
+          <w:lang w:val="uk-UA"/>
+        </w:rPr>
+        <w:t>Гкал</w:t>
       </w:r>
       <w:proofErr w:type="spellEnd"/>
       <w:r>
         <w:rPr>
           <w:lang w:val="uk-UA"/>
         </w:rPr>
-        <w:t xml:space="preserve">}} </w:t>
+        <w:t>/год (</w:t>
       </w:r>
       <w:proofErr w:type="spellStart"/>
       <w:r>
         <w:rPr>
           <w:lang w:val="uk-UA"/>
         </w:rPr>
-        <w:t>Гкал</w:t>
+        <w:t>МВт</w:t>
       </w:r>
       <w:proofErr w:type="spellEnd"/>
       <w:r>
         <w:rPr>
           <w:lang w:val="uk-UA"/>
         </w:rPr>
-        <w:t>/год (МВт)</w:t>
+        <w:t>)</w:t>
       </w:r>
     </w:p>
     <w:p>
@@ -754,7 +937,50 @@
         </w:rPr>
       </w:pPr>
       <w:r>
-        <w:t>гаряче водопостачання (максимальне) {{hotWaterMaxLoad}} Гкал/год (МВт)</w:t>
+        <w:rPr>
+          <w:lang w:val="uk-UA"/>
+        </w:rPr>
+        <w:t xml:space="preserve">гаряче водопостачання (максимальне) </w:t>
+      </w:r>
+      <w:r>
+        <w:rPr>
+          <w:lang w:val="uk-UA"/>
+        </w:rPr>
+        <w:t>_____________________________</w:t>
+      </w:r>
+      <w:r>
+        <w:rPr>
+          <w:lang w:val="uk-UA"/>
+        </w:rPr>
+        <w:t xml:space="preserve"> </w:t>
+      </w:r>
+      <w:proofErr w:type="spellStart"/>
+      <w:r>
+        <w:rPr>
+          <w:lang w:val="uk-UA"/>
+        </w:rPr>
+        <w:t>Гкал</w:t>
+      </w:r>
+      <w:proofErr w:type="spellEnd"/>
+      <w:r>
+        <w:rPr>
+          <w:lang w:val="uk-UA"/>
+        </w:rPr>
+        <w:t>/год (</w:t>
+      </w:r>
+      <w:proofErr w:type="spellStart"/>
+      <w:r>
+        <w:rPr>
+          <w:lang w:val="uk-UA"/>
+        </w:rPr>
+        <w:t>МВт</w:t>
+      </w:r>
+      <w:proofErr w:type="spellEnd"/>
+      <w:r>
+        <w:rPr>
+          <w:lang w:val="uk-UA"/>
+        </w:rPr>
+        <w:t>)</w:t>
       </w:r>
     </w:p>
     <w:p>
@@ -774,32 +1000,47 @@
         <w:rPr>
           <w:lang w:val="uk-UA"/>
         </w:rPr>
-        <w:t>гаряче водопостачання (середнє) {{</w:t>
+        <w:t xml:space="preserve">гаряче водопостачання (середнє) </w:t>
+      </w:r>
+      <w:r>
+        <w:rPr>
+          <w:lang w:val="uk-UA"/>
+        </w:rPr>
+        <w:t>__________________________________</w:t>
+      </w:r>
+      <w:r>
+        <w:rPr>
+          <w:lang w:val="uk-UA"/>
+        </w:rPr>
+        <w:t xml:space="preserve"> </w:t>
       </w:r>
       <w:proofErr w:type="spellStart"/>
       <w:r>
-        <w:t>hotWaterAverageLoad</w:t>
+        <w:rPr>
+          <w:lang w:val="uk-UA"/>
+        </w:rPr>
+        <w:t>Гкал</w:t>
       </w:r>
       <w:proofErr w:type="spellEnd"/>
       <w:r>
         <w:rPr>
           <w:lang w:val="uk-UA"/>
         </w:rPr>
-        <w:t xml:space="preserve">}} </w:t>
+        <w:t>/год (</w:t>
       </w:r>
       <w:proofErr w:type="spellStart"/>
       <w:r>
         <w:rPr>
           <w:lang w:val="uk-UA"/>
         </w:rPr>
-        <w:t>Гкал</w:t>
+        <w:t>МВт</w:t>
       </w:r>
       <w:proofErr w:type="spellEnd"/>
       <w:r>
         <w:rPr>
           <w:lang w:val="uk-UA"/>
         </w:rPr>
-        <w:t>/год (МВт)</w:t>
+        <w:t>)</w:t>
       </w:r>
     </w:p>
     <w:p>
@@ -819,32 +1060,47 @@
         <w:rPr>
           <w:lang w:val="uk-UA"/>
         </w:rPr>
-        <w:t>вентиляція {{</w:t>
+        <w:t xml:space="preserve">вентиляція </w:t>
+      </w:r>
+      <w:r>
+        <w:rPr>
+          <w:lang w:val="uk-UA"/>
+        </w:rPr>
+        <w:t>_____________________________________________________</w:t>
+      </w:r>
+      <w:r>
+        <w:rPr>
+          <w:lang w:val="uk-UA"/>
+        </w:rPr>
+        <w:t xml:space="preserve"> </w:t>
       </w:r>
       <w:proofErr w:type="spellStart"/>
       <w:r>
-        <w:t>ventilationLoad</w:t>
+        <w:rPr>
+          <w:lang w:val="uk-UA"/>
+        </w:rPr>
+        <w:t>Гкал</w:t>
       </w:r>
       <w:proofErr w:type="spellEnd"/>
       <w:r>
         <w:rPr>
           <w:lang w:val="uk-UA"/>
         </w:rPr>
-        <w:t xml:space="preserve">}} </w:t>
+        <w:t>/год (</w:t>
       </w:r>
       <w:proofErr w:type="spellStart"/>
       <w:r>
         <w:rPr>
           <w:lang w:val="uk-UA"/>
         </w:rPr>
-        <w:t>Гкал</w:t>
+        <w:t>МВт</w:t>
       </w:r>
       <w:proofErr w:type="spellEnd"/>
       <w:r>
         <w:rPr>
           <w:lang w:val="uk-UA"/>
         </w:rPr>
-        <w:t>/год (МВт)</w:t>
+        <w:t>)</w:t>
       </w:r>
     </w:p>
     <w:p>
@@ -864,32 +1120,47 @@
         <w:rPr>
           <w:lang w:val="uk-UA"/>
         </w:rPr>
-        <w:t>технологія {{</w:t>
+        <w:t xml:space="preserve">технологія </w:t>
+      </w:r>
+      <w:r>
+        <w:rPr>
+          <w:lang w:val="uk-UA"/>
+        </w:rPr>
+        <w:t>_____________________________________________________</w:t>
+      </w:r>
+      <w:r>
+        <w:rPr>
+          <w:lang w:val="uk-UA"/>
+        </w:rPr>
+        <w:t xml:space="preserve"> </w:t>
       </w:r>
       <w:proofErr w:type="spellStart"/>
       <w:r>
-        <w:t>technologyLoad</w:t>
+        <w:rPr>
+          <w:lang w:val="uk-UA"/>
+        </w:rPr>
+        <w:t>Гкал</w:t>
       </w:r>
       <w:proofErr w:type="spellEnd"/>
       <w:r>
         <w:rPr>
           <w:lang w:val="uk-UA"/>
         </w:rPr>
-        <w:t xml:space="preserve">}} </w:t>
+        <w:t>/год (</w:t>
       </w:r>
       <w:proofErr w:type="spellStart"/>
       <w:r>
         <w:rPr>
           <w:lang w:val="uk-UA"/>
         </w:rPr>
-        <w:t>Гкал</w:t>
+        <w:t>МВт</w:t>
       </w:r>
       <w:proofErr w:type="spellEnd"/>
       <w:r>
         <w:rPr>
           <w:lang w:val="uk-UA"/>
         </w:rPr>
-        <w:t>/год (МВт)</w:t>
+        <w:t>)</w:t>
       </w:r>
     </w:p>
     <w:p>
@@ -911,32 +1182,66 @@
         <w:rPr>
           <w:lang w:val="uk-UA"/>
         </w:rPr>
-        <w:t xml:space="preserve">Розробку </w:t>
-      </w:r>
-      <w:proofErr w:type="spellStart"/>
-      <w:r>
-        <w:rPr>
-          <w:lang w:val="uk-UA"/>
-        </w:rPr>
-        <w:t>проєкту</w:t>
-      </w:r>
-      <w:proofErr w:type="spellEnd"/>
-      <w:r>
-        <w:rPr>
-          <w:lang w:val="uk-UA"/>
-        </w:rPr>
-        <w:t xml:space="preserve"> мереж Оператора (теплові мережі (у тому числі мережі гарячого водопостачання) від місця забезпечення потужності до місця/точки приєднання) забезпечує: {{</w:t>
-      </w:r>
-      <w:proofErr w:type="spellStart"/>
-      <w:r>
-        <w:t>projectDeveloper</w:t>
-      </w:r>
-      <w:proofErr w:type="spellEnd"/>
-      <w:r>
-        <w:rPr>
-          <w:lang w:val="uk-UA"/>
-        </w:rPr>
-        <w:t>}}</w:t>
+        <w:t xml:space="preserve">Розробку проєкту </w:t>
+      </w:r>
+      <w:r>
+        <w:rPr>
+          <w:lang w:val="uk-UA"/>
+        </w:rPr>
+        <w:t xml:space="preserve">мереж </w:t>
+      </w:r>
+      <w:r>
+        <w:rPr>
+          <w:lang w:val="uk-UA"/>
+        </w:rPr>
+        <w:t>О</w:t>
+      </w:r>
+      <w:r>
+        <w:rPr>
+          <w:lang w:val="uk-UA"/>
+        </w:rPr>
+        <w:t xml:space="preserve">ператора (теплові мережі (у тому числі мережі гарячого водопостачання) від місця забезпечення потужності до місця/точки приєднання) забезпечує: </w:t>
+      </w:r>
+      <w:r>
+        <w:rPr>
+          <w:u w:val="single"/>
+          <w:lang w:val="uk-UA"/>
+        </w:rPr>
+        <w:t>О</w:t>
+      </w:r>
+      <w:r>
+        <w:rPr>
+          <w:u w:val="single"/>
+          <w:lang w:val="uk-UA"/>
+        </w:rPr>
+        <w:t xml:space="preserve">ператор / </w:t>
+      </w:r>
+      <w:r>
+        <w:rPr>
+          <w:u w:val="single"/>
+          <w:lang w:val="uk-UA"/>
+        </w:rPr>
+        <w:t>з</w:t>
+      </w:r>
+      <w:r>
+        <w:rPr>
+          <w:u w:val="single"/>
+          <w:lang w:val="uk-UA"/>
+        </w:rPr>
+        <w:t>амовник</w:t>
+      </w:r>
+      <w:r>
+        <w:rPr>
+          <w:u w:val="single"/>
+          <w:lang w:val="uk-UA"/>
+        </w:rPr>
+        <w:t xml:space="preserve"> </w:t>
+      </w:r>
+      <w:r>
+        <w:rPr>
+          <w:lang w:val="uk-UA"/>
+        </w:rPr>
+        <w:t>(непотрібне закреслити)</w:t>
       </w:r>
     </w:p>
     <w:p>
@@ -971,18 +1276,72 @@
         <w:rPr>
           <w:lang w:val="uk-UA"/>
         </w:rPr>
-        <w:t>Виконавець будівельних робіт з прокладання теплових мереж до земельної ділянки замовника {{</w:t>
+        <w:t xml:space="preserve">Виконавець будівельних робіт </w:t>
+      </w:r>
+      <w:r>
+        <w:t xml:space="preserve">з </w:t>
       </w:r>
       <w:proofErr w:type="spellStart"/>
       <w:r>
-        <w:t>constructionExecutor</w:t>
+        <w:t>прокладання</w:t>
       </w:r>
       <w:proofErr w:type="spellEnd"/>
       <w:r>
-        <w:rPr>
-          <w:lang w:val="uk-UA"/>
-        </w:rPr>
-        <w:t>}} (непотрібне закреслити)</w:t>
+        <w:t xml:space="preserve"> </w:t>
+      </w:r>
+      <w:proofErr w:type="spellStart"/>
+      <w:r>
+        <w:t>теплових</w:t>
+      </w:r>
+      <w:proofErr w:type="spellEnd"/>
+      <w:r>
+        <w:t xml:space="preserve"> мереж до </w:t>
+      </w:r>
+      <w:proofErr w:type="spellStart"/>
+      <w:r>
+        <w:t>земельної</w:t>
+      </w:r>
+      <w:proofErr w:type="spellEnd"/>
+      <w:r>
+        <w:t xml:space="preserve"> </w:t>
+      </w:r>
+      <w:proofErr w:type="spellStart"/>
+      <w:r>
+        <w:t>ділянки</w:t>
+      </w:r>
+      <w:proofErr w:type="spellEnd"/>
+      <w:r>
+        <w:rPr>
+          <w:lang w:val="uk-UA"/>
+        </w:rPr>
+        <w:t xml:space="preserve"> замовника </w:t>
+      </w:r>
+      <w:r>
+        <w:rPr>
+          <w:u w:val="single"/>
+          <w:lang w:val="uk-UA"/>
+        </w:rPr>
+        <w:t>О</w:t>
+      </w:r>
+      <w:r>
+        <w:rPr>
+          <w:u w:val="single"/>
+          <w:lang w:val="uk-UA"/>
+        </w:rPr>
+        <w:t>ператор / інший суб’єкт</w:t>
+      </w:r>
+      <w:r>
+        <w:rPr>
+          <w:u w:val="single"/>
+          <w:lang w:val="uk-UA"/>
+        </w:rPr>
+        <w:t xml:space="preserve"> господарювання </w:t>
+      </w:r>
+      <w:r>
+        <w:rPr>
+          <w:lang w:val="uk-UA"/>
+        </w:rPr>
+        <w:t>(непотрібне закреслити)</w:t>
       </w:r>
     </w:p>
     <w:p>
@@ -1017,18 +1376,51 @@
         <w:rPr>
           <w:lang w:val="uk-UA"/>
         </w:rPr>
-        <w:t>Стислі дані про існуюче джерело теплопостачання (пічне опалення; окрема, прибудована або вбудована котельня; кількість, тип і потужність котлів; вид палива, черговість будівництва тощо») {{</w:t>
-      </w:r>
-      <w:proofErr w:type="spellStart"/>
-      <w:r>
-        <w:t>existingHeatSourceDescription</w:t>
-      </w:r>
-      <w:proofErr w:type="spellEnd"/>
-      <w:r>
-        <w:rPr>
-          <w:lang w:val="uk-UA"/>
-        </w:rPr>
-        <w:t>}}</w:t>
+        <w:t>Стислі</w:t>
+      </w:r>
+      <w:r>
+        <w:rPr>
+          <w:b/>
+          <w:lang w:val="uk-UA"/>
+        </w:rPr>
+        <w:t xml:space="preserve"> </w:t>
+      </w:r>
+      <w:r>
+        <w:rPr>
+          <w:lang w:val="uk-UA"/>
+        </w:rPr>
+        <w:t>дані про існуюче джерело теплопостачання (пічне опалення; окрема, прибудована або вбудована котельня; кількість, тип і потужність котлів; вид палива</w:t>
+      </w:r>
+      <w:r>
+        <w:rPr>
+          <w:rStyle w:val="st42"/>
+          <w:lang w:val="x-none" w:eastAsia="uk-UA"/>
+        </w:rPr>
+        <w:t>, черговість будівництва тощо»</w:t>
+      </w:r>
+      <w:r>
+        <w:rPr>
+          <w:lang w:val="uk-UA"/>
+        </w:rPr>
+        <w:t xml:space="preserve">) </w:t>
+      </w:r>
+      <w:r>
+        <w:rPr>
+          <w:lang w:val="uk-UA"/>
+        </w:rPr>
+        <w:t>_________________________</w:t>
+      </w:r>
+      <w:r>
+        <w:rPr>
+          <w:lang w:val="uk-UA"/>
+        </w:rPr>
+        <w:t>___________________________________________________</w:t>
+      </w:r>
+      <w:r>
+        <w:rPr>
+          <w:lang w:val="uk-UA"/>
+        </w:rPr>
+        <w:t>_</w:t>
       </w:r>
     </w:p>
     <w:p>
@@ -1090,7 +1482,10 @@
         </w:rPr>
       </w:pPr>
       <w:r>
-        <w:t>{{heatObjectDescription}}</w:t>
+        <w:rPr>
+          <w:lang w:val="uk-UA"/>
+        </w:rPr>
+        <w:t>_______________________________________________________________________________________</w:t>
       </w:r>
     </w:p>
     <w:p>
@@ -1125,19 +1520,69 @@
         <w:rPr>
           <w:lang w:val="uk-UA"/>
         </w:rPr>
-        <w:lastRenderedPageBreak/>
-        <w:t>До мереж замовника передбачається підключення третіх осіб {{</w:t>
+        <w:t xml:space="preserve">До </w:t>
+      </w:r>
+      <w:r>
+        <w:rPr>
+          <w:lang w:val="uk-UA"/>
+        </w:rPr>
+        <w:t>ме</w:t>
+      </w:r>
+      <w:r>
+        <w:rPr>
+          <w:lang w:val="uk-UA"/>
+        </w:rPr>
+        <w:t xml:space="preserve">реж замовника </w:t>
       </w:r>
       <w:proofErr w:type="spellStart"/>
       <w:r>
-        <w:t>thirdPartyConnection</w:t>
+        <w:t>передбача</w:t>
+      </w:r>
+      <w:r>
+        <w:rPr>
+          <w:lang w:val="uk-UA"/>
+        </w:rPr>
+        <w:t>ється</w:t>
       </w:r>
       <w:proofErr w:type="spellEnd"/>
       <w:r>
         <w:rPr>
           <w:lang w:val="uk-UA"/>
         </w:rPr>
-        <w:t>}} (непотрібне закреслити)</w:t>
+        <w:t xml:space="preserve"> </w:t>
+      </w:r>
+      <w:proofErr w:type="spellStart"/>
+      <w:r>
+        <w:t>підключення</w:t>
+      </w:r>
+      <w:proofErr w:type="spellEnd"/>
+      <w:r>
+        <w:t xml:space="preserve"> </w:t>
+      </w:r>
+      <w:proofErr w:type="spellStart"/>
+      <w:r>
+        <w:t>третіх</w:t>
+      </w:r>
+      <w:proofErr w:type="spellEnd"/>
+      <w:r>
+        <w:t xml:space="preserve"> </w:t>
+      </w:r>
+      <w:proofErr w:type="spellStart"/>
+      <w:r>
+        <w:t>осіб</w:t>
+      </w:r>
+      <w:proofErr w:type="spellEnd"/>
+      <w:r>
+        <w:rPr>
+          <w:lang w:val="uk-UA"/>
+        </w:rPr>
+        <w:t xml:space="preserve"> так/ ні (непотрібне закреслити</w:t>
+      </w:r>
+      <w:r>
+        <w:rPr>
+          <w:lang w:val="uk-UA"/>
+        </w:rPr>
+        <w:t>)</w:t>
       </w:r>
     </w:p>
     <w:p>
@@ -1167,30 +1612,31 @@
         <w:rPr>
           <w:lang w:val="uk-UA"/>
         </w:rPr>
-        <w:t>Повідомлення про результати розгляду цієї заяви та щодо надання послуг з приєднання прошу надати</w:t>
-      </w:r>
-      <w:r>
-        <w:rPr>
-          <w:lang w:val="uk-UA"/>
-        </w:rPr>
-        <w:t xml:space="preserve">: </w:t>
-      </w:r>
-      <w:r>
-        <w:rPr>
-          <w:lang w:val="uk-UA"/>
-        </w:rPr>
-        <w:t>{{</w:t>
-      </w:r>
-      <w:proofErr w:type="spellStart"/>
-      <w:r>
-        <w:t>notificationSummary</w:t>
-      </w:r>
-      <w:proofErr w:type="spellEnd"/>
-      <w:r>
-        <w:rPr>
-          <w:lang w:val="uk-UA"/>
-        </w:rPr>
-        <w:t>}}</w:t>
+        <w:t xml:space="preserve">Повідомлення </w:t>
+      </w:r>
+      <w:r>
+        <w:rPr>
+          <w:lang w:val="uk-UA"/>
+        </w:rPr>
+        <w:t>п</w:t>
+      </w:r>
+      <w:r>
+        <w:rPr>
+          <w:lang w:val="uk-UA"/>
+        </w:rPr>
+        <w:t>ро результати розгляду цієї заяви та щодо надання послуг з приєднання прошу надати</w:t>
+      </w:r>
+      <w:r>
+        <w:rPr>
+          <w:lang w:val="uk-UA"/>
+        </w:rPr>
+        <w:t>:___________________________________________________________________________</w:t>
+      </w:r>
+      <w:r>
+        <w:rPr>
+          <w:lang w:val="uk-UA"/>
+        </w:rPr>
+        <w:t>___</w:t>
       </w:r>
     </w:p>
     <w:p>
@@ -1559,18 +2005,25 @@
               <w:rPr>
                 <w:lang w:val="uk-UA"/>
               </w:rPr>
-              <w:t>Замовник __________        {{</w:t>
+              <w:t xml:space="preserve">Замовник __________     </w:t>
             </w:r>
-            <w:proofErr w:type="spellStart"/>
-            <w:r>
-              <w:t>customerSignerName</w:t>
-            </w:r>
-            <w:proofErr w:type="spellEnd"/>
             <w:r>
               <w:rPr>
                 <w:lang w:val="uk-UA"/>
               </w:rPr>
-              <w:t>}}</w:t>
+              <w:t xml:space="preserve">  </w:t>
+            </w:r>
+            <w:r>
+              <w:rPr>
+                <w:lang w:val="uk-UA"/>
+              </w:rPr>
+              <w:t xml:space="preserve"> _____________</w:t>
+            </w:r>
+            <w:r>
+              <w:rPr>
+                <w:lang w:val="uk-UA"/>
+              </w:rPr>
+              <w:t>___</w:t>
             </w:r>
           </w:p>
           <w:p>
@@ -1754,18 +2207,37 @@
               <w:rPr>
                 <w:lang w:val="uk-UA"/>
               </w:rPr>
-              <w:t>організації _________        {{</w:t>
+              <w:t>організації _________</w:t>
             </w:r>
-            <w:proofErr w:type="spellStart"/>
-            <w:r>
-              <w:t>designOrgSignerName</w:t>
-            </w:r>
-            <w:proofErr w:type="spellEnd"/>
             <w:r>
               <w:rPr>
                 <w:lang w:val="uk-UA"/>
               </w:rPr>
-              <w:t>}}</w:t>
+              <w:t xml:space="preserve">     </w:t>
+            </w:r>
+            <w:r>
+              <w:rPr>
+                <w:lang w:val="uk-UA"/>
+              </w:rPr>
+              <w:t xml:space="preserve">  </w:t>
+            </w:r>
+            <w:r>
+              <w:rPr>
+                <w:lang w:val="uk-UA"/>
+              </w:rPr>
+              <w:t xml:space="preserve"> </w:t>
+            </w:r>
+            <w:r>
+              <w:rPr>
+                <w:lang w:val="uk-UA"/>
+              </w:rPr>
+              <w:t>_______________</w:t>
+            </w:r>
+            <w:r>
+              <w:rPr>
+                <w:lang w:val="uk-UA"/>
+              </w:rPr>
+              <w:t>__</w:t>
             </w:r>
           </w:p>
           <w:p>
@@ -2151,7 +2623,7 @@
 </file>
 
 <file path=word/endnotes.xml><?xml version="1.0" encoding="utf-8"?>
-<w:endnotes xmlns:wpc="http://schemas.microsoft.com/office/word/2010/wordprocessingCanvas" xmlns:cx="http://schemas.microsoft.com/office/drawing/2014/chartex" xmlns:cx1="http://schemas.microsoft.com/office/drawing/2015/9/8/chartex" xmlns:cx2="http://schemas.microsoft.com/office/drawing/2015/10/21/chartex" xmlns:cx3="http://schemas.microsoft.com/office/drawing/2016/5/9/chartex" xmlns:cx4="http://schemas.microsoft.com/office/drawing/2016/5/10/chartex" xmlns:cx5="http://schemas.microsoft.com/office/drawing/2016/5/11/chartex" xmlns:cx6="http://schemas.microsoft.com/office/drawing/2016/5/12/chartex" xmlns:cx7="http://schemas.microsoft.com/office/drawing/2016/5/13/chartex" xmlns:cx8="http://schemas.microsoft.com/office/drawing/2016/5/14/chartex" xmlns:mc="http://schemas.openxmlformats.org/markup-compatibility/2006" xmlns:aink="http://schemas.microsoft.com/office/drawing/2016/ink" xmlns:am3d="http://schemas.microsoft.com/office/drawing/2017/model3d" xmlns:o="urn:schemas-microsoft-com:office:office" xmlns:r="http://schemas.openxmlformats.org/officeDocument/2006/relationships" xmlns:m="http://schemas.openxmlformats.org/officeDocument/2006/math" xmlns:v="urn:schemas-microsoft-com:vml" xmlns:wp14="http://schemas.microsoft.com/office/word/2010/wordprocessingDrawing" xmlns:wp="http://schemas.openxmlformats.org/drawingml/2006/wordprocessingDrawing" xmlns:w10="urn:schemas-microsoft-com:office:word" xmlns:w="http://schemas.openxmlformats.org/wordprocessingml/2006/main" xmlns:w14="http://schemas.microsoft.com/office/word/2010/wordml" xmlns:w15="http://schemas.microsoft.com/office/word/2012/wordml" xmlns:w16cex="http://schemas.microsoft.com/office/word/2018/wordml/cex" xmlns:w16cid="http://schemas.microsoft.com/office/word/2016/wordml/cid" xmlns:w16="http://schemas.microsoft.com/office/word/2018/wordml" xmlns:w16sdtdh="http://schemas.microsoft.com/office/word/2020/wordml/sdtdatahash" xmlns:w16se="http://schemas.microsoft.com/office/word/2015/wordml/symex" xmlns:wpg="http://schemas.microsoft.com/office/word/2010/wordprocessingGroup" xmlns:wpi="http://schemas.microsoft.com/office/word/2010/wordprocessingInk" xmlns:wne="http://schemas.microsoft.com/office/word/2006/wordml" xmlns:wps="http://schemas.microsoft.com/office/word/2010/wordprocessingShape" mc:Ignorable="w14 w15 w16se w16cid w16 w16cex w16sdtdh wp14">
+<w:endnotes xmlns:wpc="http://schemas.microsoft.com/office/word/2010/wordprocessingCanvas" xmlns:cx="http://schemas.microsoft.com/office/drawing/2014/chartex" xmlns:cx1="http://schemas.microsoft.com/office/drawing/2015/9/8/chartex" xmlns:mc="http://schemas.openxmlformats.org/markup-compatibility/2006" xmlns:o="urn:schemas-microsoft-com:office:office" xmlns:r="http://schemas.openxmlformats.org/officeDocument/2006/relationships" xmlns:m="http://schemas.openxmlformats.org/officeDocument/2006/math" xmlns:v="urn:schemas-microsoft-com:vml" xmlns:wp14="http://schemas.microsoft.com/office/word/2010/wordprocessingDrawing" xmlns:wp="http://schemas.openxmlformats.org/drawingml/2006/wordprocessingDrawing" xmlns:w10="urn:schemas-microsoft-com:office:word" xmlns:w="http://schemas.openxmlformats.org/wordprocessingml/2006/main" xmlns:w14="http://schemas.microsoft.com/office/word/2010/wordml" xmlns:w15="http://schemas.microsoft.com/office/word/2012/wordml" xmlns:w16se="http://schemas.microsoft.com/office/word/2015/wordml/symex" xmlns:wpg="http://schemas.microsoft.com/office/word/2010/wordprocessingGroup" xmlns:wpi="http://schemas.microsoft.com/office/word/2010/wordprocessingInk" xmlns:wne="http://schemas.microsoft.com/office/word/2006/wordml" xmlns:wps="http://schemas.microsoft.com/office/word/2010/wordprocessingShape" mc:Ignorable="w14 w15 w16se wp14">
   <w:endnote w:type="separator" w:id="-1">
     <w:p>
       <w:r>
@@ -2170,7 +2642,7 @@
 </file>
 
 <file path=word/footer1.xml><?xml version="1.0" encoding="utf-8"?>
-<w:ftr xmlns:wpc="http://schemas.microsoft.com/office/word/2010/wordprocessingCanvas" xmlns:cx="http://schemas.microsoft.com/office/drawing/2014/chartex" xmlns:cx1="http://schemas.microsoft.com/office/drawing/2015/9/8/chartex" xmlns:cx2="http://schemas.microsoft.com/office/drawing/2015/10/21/chartex" xmlns:cx3="http://schemas.microsoft.com/office/drawing/2016/5/9/chartex" xmlns:cx4="http://schemas.microsoft.com/office/drawing/2016/5/10/chartex" xmlns:cx5="http://schemas.microsoft.com/office/drawing/2016/5/11/chartex" xmlns:cx6="http://schemas.microsoft.com/office/drawing/2016/5/12/chartex" xmlns:cx7="http://schemas.microsoft.com/office/drawing/2016/5/13/chartex" xmlns:cx8="http://schemas.microsoft.com/office/drawing/2016/5/14/chartex" xmlns:mc="http://schemas.openxmlformats.org/markup-compatibility/2006" xmlns:aink="http://schemas.microsoft.com/office/drawing/2016/ink" xmlns:am3d="http://schemas.microsoft.com/office/drawing/2017/model3d" xmlns:o="urn:schemas-microsoft-com:office:office" xmlns:r="http://schemas.openxmlformats.org/officeDocument/2006/relationships" xmlns:m="http://schemas.openxmlformats.org/officeDocument/2006/math" xmlns:v="urn:schemas-microsoft-com:vml" xmlns:wp14="http://schemas.microsoft.com/office/word/2010/wordprocessingDrawing" xmlns:wp="http://schemas.openxmlformats.org/drawingml/2006/wordprocessingDrawing" xmlns:w10="urn:schemas-microsoft-com:office:word" xmlns:w="http://schemas.openxmlformats.org/wordprocessingml/2006/main" xmlns:w14="http://schemas.microsoft.com/office/word/2010/wordml" xmlns:w15="http://schemas.microsoft.com/office/word/2012/wordml" xmlns:w16cex="http://schemas.microsoft.com/office/word/2018/wordml/cex" xmlns:w16cid="http://schemas.microsoft.com/office/word/2016/wordml/cid" xmlns:w16="http://schemas.microsoft.com/office/word/2018/wordml" xmlns:w16sdtdh="http://schemas.microsoft.com/office/word/2020/wordml/sdtdatahash" xmlns:w16se="http://schemas.microsoft.com/office/word/2015/wordml/symex" xmlns:wpg="http://schemas.microsoft.com/office/word/2010/wordprocessingGroup" xmlns:wpi="http://schemas.microsoft.com/office/word/2010/wordprocessingInk" xmlns:wne="http://schemas.microsoft.com/office/word/2006/wordml" xmlns:wps="http://schemas.microsoft.com/office/word/2010/wordprocessingShape" mc:Ignorable="w14 w15 w16se w16cid w16 w16cex w16sdtdh wp14">
+<w:ftr xmlns:wpc="http://schemas.microsoft.com/office/word/2010/wordprocessingCanvas" xmlns:cx="http://schemas.microsoft.com/office/drawing/2014/chartex" xmlns:cx1="http://schemas.microsoft.com/office/drawing/2015/9/8/chartex" xmlns:mc="http://schemas.openxmlformats.org/markup-compatibility/2006" xmlns:o="urn:schemas-microsoft-com:office:office" xmlns:r="http://schemas.openxmlformats.org/officeDocument/2006/relationships" xmlns:m="http://schemas.openxmlformats.org/officeDocument/2006/math" xmlns:v="urn:schemas-microsoft-com:vml" xmlns:wp14="http://schemas.microsoft.com/office/word/2010/wordprocessingDrawing" xmlns:wp="http://schemas.openxmlformats.org/drawingml/2006/wordprocessingDrawing" xmlns:w10="urn:schemas-microsoft-com:office:word" xmlns:w="http://schemas.openxmlformats.org/wordprocessingml/2006/main" xmlns:w14="http://schemas.microsoft.com/office/word/2010/wordml" xmlns:w15="http://schemas.microsoft.com/office/word/2012/wordml" xmlns:w16se="http://schemas.microsoft.com/office/word/2015/wordml/symex" xmlns:wpg="http://schemas.microsoft.com/office/word/2010/wordprocessingGroup" xmlns:wpi="http://schemas.microsoft.com/office/word/2010/wordprocessingInk" xmlns:wne="http://schemas.microsoft.com/office/word/2006/wordml" xmlns:wps="http://schemas.microsoft.com/office/word/2010/wordprocessingShape" mc:Ignorable="w14 w15 w16se wp14">
   <w:p>
     <w:pPr>
       <w:pStyle w:val="ab"/>
@@ -2182,7 +2654,7 @@
 </file>
 
 <file path=word/footnotes.xml><?xml version="1.0" encoding="utf-8"?>
-<w:footnotes xmlns:wpc="http://schemas.microsoft.com/office/word/2010/wordprocessingCanvas" xmlns:cx="http://schemas.microsoft.com/office/drawing/2014/chartex" xmlns:cx1="http://schemas.microsoft.com/office/drawing/2015/9/8/chartex" xmlns:cx2="http://schemas.microsoft.com/office/drawing/2015/10/21/chartex" xmlns:cx3="http://schemas.microsoft.com/office/drawing/2016/5/9/chartex" xmlns:cx4="http://schemas.microsoft.com/office/drawing/2016/5/10/chartex" xmlns:cx5="http://schemas.microsoft.com/office/drawing/2016/5/11/chartex" xmlns:cx6="http://schemas.microsoft.com/office/drawing/2016/5/12/chartex" xmlns:cx7="http://schemas.microsoft.com/office/drawing/2016/5/13/chartex" xmlns:cx8="http://schemas.microsoft.com/office/drawing/2016/5/14/chartex" xmlns:mc="http://schemas.openxmlformats.org/markup-compatibility/2006" xmlns:aink="http://schemas.microsoft.com/office/drawing/2016/ink" xmlns:am3d="http://schemas.microsoft.com/office/drawing/2017/model3d" xmlns:o="urn:schemas-microsoft-com:office:office" xmlns:r="http://schemas.openxmlformats.org/officeDocument/2006/relationships" xmlns:m="http://schemas.openxmlformats.org/officeDocument/2006/math" xmlns:v="urn:schemas-microsoft-com:vml" xmlns:wp14="http://schemas.microsoft.com/office/word/2010/wordprocessingDrawing" xmlns:wp="http://schemas.openxmlformats.org/drawingml/2006/wordprocessingDrawing" xmlns:w10="urn:schemas-microsoft-com:office:word" xmlns:w="http://schemas.openxmlformats.org/wordprocessingml/2006/main" xmlns:w14="http://schemas.microsoft.com/office/word/2010/wordml" xmlns:w15="http://schemas.microsoft.com/office/word/2012/wordml" xmlns:w16cex="http://schemas.microsoft.com/office/word/2018/wordml/cex" xmlns:w16cid="http://schemas.microsoft.com/office/word/2016/wordml/cid" xmlns:w16="http://schemas.microsoft.com/office/word/2018/wordml" xmlns:w16sdtdh="http://schemas.microsoft.com/office/word/2020/wordml/sdtdatahash" xmlns:w16se="http://schemas.microsoft.com/office/word/2015/wordml/symex" xmlns:wpg="http://schemas.microsoft.com/office/word/2010/wordprocessingGroup" xmlns:wpi="http://schemas.microsoft.com/office/word/2010/wordprocessingInk" xmlns:wne="http://schemas.microsoft.com/office/word/2006/wordml" xmlns:wps="http://schemas.microsoft.com/office/word/2010/wordprocessingShape" mc:Ignorable="w14 w15 w16se w16cid w16 w16cex w16sdtdh wp14">
+<w:footnotes xmlns:wpc="http://schemas.microsoft.com/office/word/2010/wordprocessingCanvas" xmlns:cx="http://schemas.microsoft.com/office/drawing/2014/chartex" xmlns:cx1="http://schemas.microsoft.com/office/drawing/2015/9/8/chartex" xmlns:mc="http://schemas.openxmlformats.org/markup-compatibility/2006" xmlns:o="urn:schemas-microsoft-com:office:office" xmlns:r="http://schemas.openxmlformats.org/officeDocument/2006/relationships" xmlns:m="http://schemas.openxmlformats.org/officeDocument/2006/math" xmlns:v="urn:schemas-microsoft-com:vml" xmlns:wp14="http://schemas.microsoft.com/office/word/2010/wordprocessingDrawing" xmlns:wp="http://schemas.openxmlformats.org/drawingml/2006/wordprocessingDrawing" xmlns:w10="urn:schemas-microsoft-com:office:word" xmlns:w="http://schemas.openxmlformats.org/wordprocessingml/2006/main" xmlns:w14="http://schemas.microsoft.com/office/word/2010/wordml" xmlns:w15="http://schemas.microsoft.com/office/word/2012/wordml" xmlns:w16se="http://schemas.microsoft.com/office/word/2015/wordml/symex" xmlns:wpg="http://schemas.microsoft.com/office/word/2010/wordprocessingGroup" xmlns:wpi="http://schemas.microsoft.com/office/word/2010/wordprocessingInk" xmlns:wne="http://schemas.microsoft.com/office/word/2006/wordml" xmlns:wps="http://schemas.microsoft.com/office/word/2010/wordprocessingShape" mc:Ignorable="w14 w15 w16se wp14">
   <w:footnote w:type="separator" w:id="-1">
     <w:p>
       <w:r>
@@ -2201,7 +2673,7 @@
 </file>
 
 <file path=word/header1.xml><?xml version="1.0" encoding="utf-8"?>
-<w:hdr xmlns:wpc="http://schemas.microsoft.com/office/word/2010/wordprocessingCanvas" xmlns:cx="http://schemas.microsoft.com/office/drawing/2014/chartex" xmlns:cx1="http://schemas.microsoft.com/office/drawing/2015/9/8/chartex" xmlns:cx2="http://schemas.microsoft.com/office/drawing/2015/10/21/chartex" xmlns:cx3="http://schemas.microsoft.com/office/drawing/2016/5/9/chartex" xmlns:cx4="http://schemas.microsoft.com/office/drawing/2016/5/10/chartex" xmlns:cx5="http://schemas.microsoft.com/office/drawing/2016/5/11/chartex" xmlns:cx6="http://schemas.microsoft.com/office/drawing/2016/5/12/chartex" xmlns:cx7="http://schemas.microsoft.com/office/drawing/2016/5/13/chartex" xmlns:cx8="http://schemas.microsoft.com/office/drawing/2016/5/14/chartex" xmlns:mc="http://schemas.openxmlformats.org/markup-compatibility/2006" xmlns:aink="http://schemas.microsoft.com/office/drawing/2016/ink" xmlns:am3d="http://schemas.microsoft.com/office/drawing/2017/model3d" xmlns:o="urn:schemas-microsoft-com:office:office" xmlns:r="http://schemas.openxmlformats.org/officeDocument/2006/relationships" xmlns:m="http://schemas.openxmlformats.org/officeDocument/2006/math" xmlns:v="urn:schemas-microsoft-com:vml" xmlns:wp14="http://schemas.microsoft.com/office/word/2010/wordprocessingDrawing" xmlns:wp="http://schemas.openxmlformats.org/drawingml/2006/wordprocessingDrawing" xmlns:w10="urn:schemas-microsoft-com:office:word" xmlns:w="http://schemas.openxmlformats.org/wordprocessingml/2006/main" xmlns:w14="http://schemas.microsoft.com/office/word/2010/wordml" xmlns:w15="http://schemas.microsoft.com/office/word/2012/wordml" xmlns:w16cex="http://schemas.microsoft.com/office/word/2018/wordml/cex" xmlns:w16cid="http://schemas.microsoft.com/office/word/2016/wordml/cid" xmlns:w16="http://schemas.microsoft.com/office/word/2018/wordml" xmlns:w16sdtdh="http://schemas.microsoft.com/office/word/2020/wordml/sdtdatahash" xmlns:w16se="http://schemas.microsoft.com/office/word/2015/wordml/symex" xmlns:wpg="http://schemas.microsoft.com/office/word/2010/wordprocessingGroup" xmlns:wpi="http://schemas.microsoft.com/office/word/2010/wordprocessingInk" xmlns:wne="http://schemas.microsoft.com/office/word/2006/wordml" xmlns:wps="http://schemas.microsoft.com/office/word/2010/wordprocessingShape" mc:Ignorable="w14 w15 w16se w16cid w16 w16cex w16sdtdh wp14">
+<w:hdr xmlns:wpc="http://schemas.microsoft.com/office/word/2010/wordprocessingCanvas" xmlns:cx="http://schemas.microsoft.com/office/drawing/2014/chartex" xmlns:cx1="http://schemas.microsoft.com/office/drawing/2015/9/8/chartex" xmlns:mc="http://schemas.openxmlformats.org/markup-compatibility/2006" xmlns:o="urn:schemas-microsoft-com:office:office" xmlns:r="http://schemas.openxmlformats.org/officeDocument/2006/relationships" xmlns:m="http://schemas.openxmlformats.org/officeDocument/2006/math" xmlns:v="urn:schemas-microsoft-com:vml" xmlns:wp14="http://schemas.microsoft.com/office/word/2010/wordprocessingDrawing" xmlns:wp="http://schemas.openxmlformats.org/drawingml/2006/wordprocessingDrawing" xmlns:w10="urn:schemas-microsoft-com:office:word" xmlns:w="http://schemas.openxmlformats.org/wordprocessingml/2006/main" xmlns:w14="http://schemas.microsoft.com/office/word/2010/wordml" xmlns:w15="http://schemas.microsoft.com/office/word/2012/wordml" xmlns:w16se="http://schemas.microsoft.com/office/word/2015/wordml/symex" xmlns:wpg="http://schemas.microsoft.com/office/word/2010/wordprocessingGroup" xmlns:wpi="http://schemas.microsoft.com/office/word/2010/wordprocessingInk" xmlns:wne="http://schemas.microsoft.com/office/word/2006/wordml" xmlns:wps="http://schemas.microsoft.com/office/word/2010/wordprocessingShape" mc:Ignorable="w14 w15 w16se wp14">
   <w:sdt>
     <w:sdtPr>
       <w:id w:val="-1127167104"/>
@@ -2247,7 +2719,7 @@
 </file>
 
 <file path=word/numbering.xml><?xml version="1.0" encoding="utf-8"?>
-<w:numbering xmlns:wpc="http://schemas.microsoft.com/office/word/2010/wordprocessingCanvas" xmlns:cx="http://schemas.microsoft.com/office/drawing/2014/chartex" xmlns:cx1="http://schemas.microsoft.com/office/drawing/2015/9/8/chartex" xmlns:cx2="http://schemas.microsoft.com/office/drawing/2015/10/21/chartex" xmlns:cx3="http://schemas.microsoft.com/office/drawing/2016/5/9/chartex" xmlns:cx4="http://schemas.microsoft.com/office/drawing/2016/5/10/chartex" xmlns:cx5="http://schemas.microsoft.com/office/drawing/2016/5/11/chartex" xmlns:cx6="http://schemas.microsoft.com/office/drawing/2016/5/12/chartex" xmlns:cx7="http://schemas.microsoft.com/office/drawing/2016/5/13/chartex" xmlns:cx8="http://schemas.microsoft.com/office/drawing/2016/5/14/chartex" xmlns:mc="http://schemas.openxmlformats.org/markup-compatibility/2006" xmlns:aink="http://schemas.microsoft.com/office/drawing/2016/ink" xmlns:am3d="http://schemas.microsoft.com/office/drawing/2017/model3d" xmlns:o="urn:schemas-microsoft-com:office:office" xmlns:r="http://schemas.openxmlformats.org/officeDocument/2006/relationships" xmlns:m="http://schemas.openxmlformats.org/officeDocument/2006/math" xmlns:v="urn:schemas-microsoft-com:vml" xmlns:wp14="http://schemas.microsoft.com/office/word/2010/wordprocessingDrawing" xmlns:wp="http://schemas.openxmlformats.org/drawingml/2006/wordprocessingDrawing" xmlns:w10="urn:schemas-microsoft-com:office:word" xmlns:w="http://schemas.openxmlformats.org/wordprocessingml/2006/main" xmlns:w14="http://schemas.microsoft.com/office/word/2010/wordml" xmlns:w15="http://schemas.microsoft.com/office/word/2012/wordml" xmlns:w16cex="http://schemas.microsoft.com/office/word/2018/wordml/cex" xmlns:w16cid="http://schemas.microsoft.com/office/word/2016/wordml/cid" xmlns:w16="http://schemas.microsoft.com/office/word/2018/wordml" xmlns:w16sdtdh="http://schemas.microsoft.com/office/word/2020/wordml/sdtdatahash" xmlns:w16se="http://schemas.microsoft.com/office/word/2015/wordml/symex" xmlns:wpg="http://schemas.microsoft.com/office/word/2010/wordprocessingGroup" xmlns:wpi="http://schemas.microsoft.com/office/word/2010/wordprocessingInk" xmlns:wne="http://schemas.microsoft.com/office/word/2006/wordml" xmlns:wps="http://schemas.microsoft.com/office/word/2010/wordprocessingShape" mc:Ignorable="w14 w15 w16se w16cid w16 w16cex w16sdtdh wp14">
+<w:numbering xmlns:wpc="http://schemas.microsoft.com/office/word/2010/wordprocessingCanvas" xmlns:cx="http://schemas.microsoft.com/office/drawing/2014/chartex" xmlns:cx1="http://schemas.microsoft.com/office/drawing/2015/9/8/chartex" xmlns:mc="http://schemas.openxmlformats.org/markup-compatibility/2006" xmlns:o="urn:schemas-microsoft-com:office:office" xmlns:r="http://schemas.openxmlformats.org/officeDocument/2006/relationships" xmlns:m="http://schemas.openxmlformats.org/officeDocument/2006/math" xmlns:v="urn:schemas-microsoft-com:vml" xmlns:wp14="http://schemas.microsoft.com/office/word/2010/wordprocessingDrawing" xmlns:wp="http://schemas.openxmlformats.org/drawingml/2006/wordprocessingDrawing" xmlns:w10="urn:schemas-microsoft-com:office:word" xmlns:w="http://schemas.openxmlformats.org/wordprocessingml/2006/main" xmlns:w14="http://schemas.microsoft.com/office/word/2010/wordml" xmlns:w15="http://schemas.microsoft.com/office/word/2012/wordml" xmlns:w16se="http://schemas.microsoft.com/office/word/2015/wordml/symex" xmlns:wpg="http://schemas.microsoft.com/office/word/2010/wordprocessingGroup" xmlns:wpi="http://schemas.microsoft.com/office/word/2010/wordprocessingInk" xmlns:wne="http://schemas.microsoft.com/office/word/2006/wordml" xmlns:wps="http://schemas.microsoft.com/office/word/2010/wordprocessingShape" mc:Ignorable="w14 w15 w16se wp14">
   <w:abstractNum w:abstractNumId="0" w15:restartNumberingAfterBreak="0">
     <w:nsid w:val="006C5DF8"/>
     <w:multiLevelType w:val="singleLevel"/>
@@ -6702,7 +7174,7 @@
 </file>
 
 <file path=word/styles.xml><?xml version="1.0" encoding="utf-8"?>
-<w:styles xmlns:mc="http://schemas.openxmlformats.org/markup-compatibility/2006" xmlns:r="http://schemas.openxmlformats.org/officeDocument/2006/relationships" xmlns:w="http://schemas.openxmlformats.org/wordprocessingml/2006/main" xmlns:w14="http://schemas.microsoft.com/office/word/2010/wordml" xmlns:w15="http://schemas.microsoft.com/office/word/2012/wordml" xmlns:w16cex="http://schemas.microsoft.com/office/word/2018/wordml/cex" xmlns:w16cid="http://schemas.microsoft.com/office/word/2016/wordml/cid" xmlns:w16="http://schemas.microsoft.com/office/word/2018/wordml" xmlns:w16sdtdh="http://schemas.microsoft.com/office/word/2020/wordml/sdtdatahash" xmlns:w16se="http://schemas.microsoft.com/office/word/2015/wordml/symex" mc:Ignorable="w14 w15 w16se w16cid w16 w16cex w16sdtdh">
+<w:styles xmlns:mc="http://schemas.openxmlformats.org/markup-compatibility/2006" xmlns:r="http://schemas.openxmlformats.org/officeDocument/2006/relationships" xmlns:w="http://schemas.openxmlformats.org/wordprocessingml/2006/main" xmlns:w14="http://schemas.microsoft.com/office/word/2010/wordml" xmlns:w15="http://schemas.microsoft.com/office/word/2012/wordml" xmlns:w16se="http://schemas.microsoft.com/office/word/2015/wordml/symex" mc:Ignorable="w14 w15 w16se">
   <w:docDefaults>
     <w:rPrDefault>
       <w:rPr>
@@ -6712,7 +7184,7 @@
     </w:rPrDefault>
     <w:pPrDefault/>
   </w:docDefaults>
-  <w:latentStyles w:defLockedState="0" w:defUIPriority="99" w:defSemiHidden="0" w:defUnhideWhenUsed="0" w:defQFormat="0" w:count="376">
+  <w:latentStyles w:defLockedState="0" w:defUIPriority="99" w:defSemiHidden="0" w:defUnhideWhenUsed="0" w:defQFormat="0" w:count="371">
     <w:lsdException w:name="Normal" w:uiPriority="0" w:qFormat="1"/>
     <w:lsdException w:name="heading 1" w:uiPriority="9" w:qFormat="1"/>
     <w:lsdException w:name="heading 2" w:uiPriority="9" w:qFormat="1"/>
@@ -6818,6 +7290,7 @@
     <w:lsdException w:name="HTML Sample" w:semiHidden="1" w:unhideWhenUsed="1"/>
     <w:lsdException w:name="HTML Typewriter" w:semiHidden="1" w:unhideWhenUsed="1"/>
     <w:lsdException w:name="HTML Variable" w:semiHidden="1" w:unhideWhenUsed="1"/>
+    <w:lsdException w:name="Normal Table" w:semiHidden="1" w:unhideWhenUsed="1"/>
     <w:lsdException w:name="annotation subject" w:semiHidden="1" w:unhideWhenUsed="1"/>
     <w:lsdException w:name="No List" w:semiHidden="1" w:unhideWhenUsed="1"/>
     <w:lsdException w:name="Outline List 1" w:semiHidden="1" w:unhideWhenUsed="1"/>
@@ -6860,8 +7333,11 @@
     <w:lsdException w:name="Table Contemporary" w:semiHidden="1" w:unhideWhenUsed="1"/>
     <w:lsdException w:name="Table Elegant" w:semiHidden="1" w:unhideWhenUsed="1"/>
     <w:lsdException w:name="Table Professional" w:semiHidden="1" w:unhideWhenUsed="1"/>
+    <w:lsdException w:name="Table Subtle 1" w:semiHidden="1" w:unhideWhenUsed="1"/>
     <w:lsdException w:name="Table Subtle 2" w:semiHidden="1" w:unhideWhenUsed="1"/>
     <w:lsdException w:name="Table Web 1" w:semiHidden="1" w:unhideWhenUsed="1"/>
+    <w:lsdException w:name="Table Web 2" w:semiHidden="1" w:unhideWhenUsed="1"/>
+    <w:lsdException w:name="Table Web 3" w:semiHidden="1" w:unhideWhenUsed="1"/>
     <w:lsdException w:name="Balloon Text" w:semiHidden="1" w:unhideWhenUsed="1"/>
     <w:lsdException w:name="Table Grid" w:uiPriority="39"/>
     <w:lsdException w:name="Table Theme" w:semiHidden="1" w:unhideWhenUsed="1"/>
@@ -7080,11 +7556,6 @@
     <w:lsdException w:name="List Table 5 Dark Accent 6" w:uiPriority="50"/>
     <w:lsdException w:name="List Table 6 Colorful Accent 6" w:uiPriority="51"/>
     <w:lsdException w:name="List Table 7 Colorful Accent 6" w:uiPriority="52"/>
-    <w:lsdException w:name="Mention" w:semiHidden="1" w:unhideWhenUsed="1"/>
-    <w:lsdException w:name="Smart Hyperlink" w:semiHidden="1" w:unhideWhenUsed="1"/>
-    <w:lsdException w:name="Hashtag" w:semiHidden="1" w:unhideWhenUsed="1"/>
-    <w:lsdException w:name="Unresolved Mention" w:semiHidden="1" w:unhideWhenUsed="1"/>
-    <w:lsdException w:name="Smart Link" w:semiHidden="1" w:unhideWhenUsed="1"/>
   </w:latentStyles>
   <w:style w:type="paragraph" w:default="1" w:styleId="a0">
     <w:name w:val="Normal"/>
